--- a/Projektdokumentation Autumnclicker.docx
+++ b/Projektdokumentation Autumnclicker.docx
@@ -10,6 +10,7 @@
           <w:bCs/>
           <w:sz w:val="36"/>
           <w:szCs w:val="36"/>
+          <w:lang w:val="de-DE"/>
         </w:rPr>
       </w:pPr>
       <w:r>
@@ -18,6 +19,7 @@
           <w:bCs/>
           <w:sz w:val="36"/>
           <w:szCs w:val="36"/>
+          <w:lang w:val="de-DE"/>
         </w:rPr>
         <w:t>Projektdokumentation Autumnclicker</w:t>
       </w:r>
@@ -30,6 +32,7 @@
           <w:bCs/>
           <w:sz w:val="36"/>
           <w:szCs w:val="36"/>
+          <w:lang w:val="de-DE"/>
         </w:rPr>
       </w:pPr>
     </w:p>
@@ -146,6 +149,190 @@
         </w:rPr>
         <w:t>Man startet in einem Hauptmenü, in welchem man das Spiel entweder Beenden oder Starten kann. Wenn man es Beendet</w:t>
       </w:r>
+      <w:r>
+        <w:rPr>
+          <w:sz w:val="24"/>
+          <w:szCs w:val="24"/>
+          <w:lang w:val="de-DE"/>
+        </w:rPr>
+        <w:t>,</w:t>
+      </w:r>
+      <w:r>
+        <w:rPr>
+          <w:sz w:val="24"/>
+          <w:szCs w:val="24"/>
+          <w:lang w:val="de-DE"/>
+        </w:rPr>
+        <w:t xml:space="preserve"> beendet man das Spiel.</w:t>
+      </w:r>
+      <w:r>
+        <w:rPr>
+          <w:sz w:val="24"/>
+          <w:szCs w:val="24"/>
+          <w:lang w:val="de-DE"/>
+        </w:rPr>
+        <w:t xml:space="preserve"> Das gesamte Spiel ist zweidimensional aufgebaut.</w:t>
+      </w:r>
+      <w:r>
+        <w:rPr>
+          <w:sz w:val="24"/>
+          <w:szCs w:val="24"/>
+          <w:lang w:val="de-DE"/>
+        </w:rPr>
+        <w:t xml:space="preserve"> Bei dem Klick auf Start wird man in das Spiel </w:t>
+      </w:r>
+      <w:r>
+        <w:rPr>
+          <w:sz w:val="24"/>
+          <w:szCs w:val="24"/>
+          <w:lang w:val="de-DE"/>
+        </w:rPr>
+        <w:t>weitergeleitet</w:t>
+      </w:r>
+      <w:r>
+        <w:rPr>
+          <w:sz w:val="24"/>
+          <w:szCs w:val="24"/>
+          <w:lang w:val="de-DE"/>
+        </w:rPr>
+        <w:t xml:space="preserve"> und kann beginnen.</w:t>
+      </w:r>
+      <w:r>
+        <w:rPr>
+          <w:sz w:val="24"/>
+          <w:szCs w:val="24"/>
+          <w:lang w:val="de-DE"/>
+        </w:rPr>
+        <w:t xml:space="preserve"> Nun kommt man in das Haupt-Gameplay-Loop. In diesem wirft man Blätter von einem Baum, wenn man mit der Maus in der Nähe eines hängenden Blattes klickt. Sobald die Blätter den Boden berühren, kriegt man einen Punkt und das Blatt wird kurz darauf gelöscht.</w:t>
+      </w:r>
+      <w:r>
+        <w:rPr>
+          <w:sz w:val="24"/>
+          <w:szCs w:val="24"/>
+          <w:lang w:val="de-DE"/>
+        </w:rPr>
+        <w:t xml:space="preserve"> Hier kommt man nun zu der Möglichkeit, auch Upgrades zu kaufen. Zum </w:t>
+      </w:r>
+      <w:r>
+        <w:rPr>
+          <w:sz w:val="24"/>
+          <w:szCs w:val="24"/>
+          <w:lang w:val="de-DE"/>
+        </w:rPr>
+        <w:t>einen</w:t>
+      </w:r>
+      <w:r>
+        <w:rPr>
+          <w:sz w:val="24"/>
+          <w:szCs w:val="24"/>
+          <w:lang w:val="de-DE"/>
+        </w:rPr>
+        <w:t xml:space="preserve"> kann man die Menge der Blätter erhöhen, die in einem Spawnzyklus erscheinen</w:t>
+      </w:r>
+      <w:r>
+        <w:rPr>
+          <w:sz w:val="24"/>
+          <w:szCs w:val="24"/>
+          <w:lang w:val="de-DE"/>
+        </w:rPr>
+        <w:t>.</w:t>
+      </w:r>
+      <w:r>
+        <w:rPr>
+          <w:sz w:val="24"/>
+          <w:szCs w:val="24"/>
+          <w:lang w:val="de-DE"/>
+        </w:rPr>
+        <w:t xml:space="preserve"> </w:t>
+      </w:r>
+      <w:r>
+        <w:rPr>
+          <w:sz w:val="24"/>
+          <w:szCs w:val="24"/>
+          <w:lang w:val="de-DE"/>
+        </w:rPr>
+        <w:t>Nach 5 Stufen des kleinen</w:t>
+      </w:r>
+      <w:r>
+        <w:rPr>
+          <w:sz w:val="24"/>
+          <w:szCs w:val="24"/>
+          <w:lang w:val="de-DE"/>
+        </w:rPr>
+        <w:t xml:space="preserve"> Baums erscheint dann ein großer Baum, an dem die Blätter ab dem Zeitpunkt erscheinen.</w:t>
+      </w:r>
+      <w:r>
+        <w:rPr>
+          <w:sz w:val="24"/>
+          <w:szCs w:val="24"/>
+          <w:lang w:val="de-DE"/>
+        </w:rPr>
+        <w:t xml:space="preserve"> Oder</w:t>
+      </w:r>
+      <w:r>
+        <w:rPr>
+          <w:sz w:val="24"/>
+          <w:szCs w:val="24"/>
+          <w:lang w:val="de-DE"/>
+        </w:rPr>
+        <w:t xml:space="preserve"> </w:t>
+      </w:r>
+      <w:r>
+        <w:rPr>
+          <w:sz w:val="24"/>
+          <w:szCs w:val="24"/>
+          <w:lang w:val="de-DE"/>
+        </w:rPr>
+        <w:t xml:space="preserve">man kann </w:t>
+      </w:r>
+      <w:r>
+        <w:rPr>
+          <w:sz w:val="24"/>
+          <w:szCs w:val="24"/>
+          <w:lang w:val="de-DE"/>
+        </w:rPr>
+        <w:t>ein passives Einkommen</w:t>
+      </w:r>
+      <w:r>
+        <w:rPr>
+          <w:sz w:val="24"/>
+          <w:szCs w:val="24"/>
+          <w:lang w:val="de-DE"/>
+        </w:rPr>
+        <w:t xml:space="preserve"> starten</w:t>
+      </w:r>
+      <w:r>
+        <w:rPr>
+          <w:sz w:val="24"/>
+          <w:szCs w:val="24"/>
+          <w:lang w:val="de-DE"/>
+        </w:rPr>
+        <w:t>, welches ermöglicht, alle 10 Sekunden eine Menge Blätter, entsprechend dem Level dieses Upgrades, zu erhalten.</w:t>
+      </w:r>
+      <w:r>
+        <w:rPr>
+          <w:sz w:val="24"/>
+          <w:szCs w:val="24"/>
+          <w:lang w:val="de-DE"/>
+        </w:rPr>
+        <w:t xml:space="preserve"> Mit diesen Blättern kann man dann diese Upgrades weiter erhöhen.</w:t>
+      </w:r>
+      <w:r>
+        <w:rPr>
+          <w:sz w:val="24"/>
+          <w:szCs w:val="24"/>
+          <w:lang w:val="de-DE"/>
+        </w:rPr>
+        <w:t xml:space="preserve"> </w:t>
+      </w:r>
+      <w:r>
+        <w:rPr>
+          <w:sz w:val="24"/>
+          <w:szCs w:val="24"/>
+          <w:lang w:val="de-DE"/>
+        </w:rPr>
+        <w:t xml:space="preserve"> Das Spielprinzip ist dabei so intuitiv gehalten, dass es eine entspannende Erfahrung bietet und nicht herausfordernd wird.</w:t>
+      </w:r>
     </w:p>
     <w:p>
       <w:pPr>
@@ -156,6 +343,590 @@
           <w:lang w:val="de-DE"/>
         </w:rPr>
       </w:pPr>
+    </w:p>
+    <w:p>
+      <w:pPr>
+        <w:jc w:val="both"/>
+        <w:rPr>
+          <w:b/>
+          <w:bCs/>
+          <w:sz w:val="28"/>
+          <w:szCs w:val="28"/>
+          <w:lang w:val="de-DE"/>
+        </w:rPr>
+      </w:pPr>
+      <w:r>
+        <w:rPr>
+          <w:b/>
+          <w:bCs/>
+          <w:sz w:val="28"/>
+          <w:szCs w:val="28"/>
+          <w:lang w:val="de-DE"/>
+        </w:rPr>
+        <w:t>Umsetzung</w:t>
+      </w:r>
+    </w:p>
+    <w:p>
+      <w:pPr>
+        <w:jc w:val="both"/>
+        <w:rPr>
+          <w:sz w:val="24"/>
+          <w:szCs w:val="24"/>
+          <w:lang w:val="de-DE"/>
+        </w:rPr>
+      </w:pPr>
+      <w:r>
+        <w:rPr>
+          <w:sz w:val="24"/>
+          <w:szCs w:val="24"/>
+          <w:lang w:val="de-DE"/>
+        </w:rPr>
+        <w:t>Die Umsetzung fand in Unity</w:t>
+      </w:r>
+      <w:r>
+        <w:rPr>
+          <w:sz w:val="24"/>
+          <w:szCs w:val="24"/>
+          <w:lang w:val="de-DE"/>
+        </w:rPr>
+        <w:t xml:space="preserve"> v6.3 LTS</w:t>
+      </w:r>
+      <w:r>
+        <w:rPr>
+          <w:sz w:val="24"/>
+          <w:szCs w:val="24"/>
+          <w:lang w:val="de-DE"/>
+        </w:rPr>
+        <w:t xml:space="preserve"> </w:t>
+      </w:r>
+      <w:r>
+        <w:rPr>
+          <w:sz w:val="24"/>
+          <w:szCs w:val="24"/>
+          <w:lang w:val="de-DE"/>
+        </w:rPr>
+        <w:t>als 2D</w:t>
+      </w:r>
+      <w:r>
+        <w:rPr>
+          <w:sz w:val="24"/>
+          <w:szCs w:val="24"/>
+          <w:lang w:val="de-DE"/>
+        </w:rPr>
+        <w:t>-</w:t>
+      </w:r>
+      <w:r>
+        <w:rPr>
+          <w:sz w:val="24"/>
+          <w:szCs w:val="24"/>
+          <w:lang w:val="de-DE"/>
+        </w:rPr>
+        <w:t>Projekt</w:t>
+      </w:r>
+      <w:r>
+        <w:rPr>
+          <w:sz w:val="24"/>
+          <w:szCs w:val="24"/>
+          <w:lang w:val="de-DE"/>
+        </w:rPr>
+        <w:t>,</w:t>
+      </w:r>
+      <w:r>
+        <w:rPr>
+          <w:sz w:val="24"/>
+          <w:szCs w:val="24"/>
+          <w:lang w:val="de-DE"/>
+        </w:rPr>
+        <w:t xml:space="preserve"> </w:t>
+      </w:r>
+      <w:r>
+        <w:rPr>
+          <w:sz w:val="24"/>
+          <w:szCs w:val="24"/>
+          <w:lang w:val="de-DE"/>
+        </w:rPr>
+        <w:t xml:space="preserve">und C# </w:t>
+      </w:r>
+      <w:r>
+        <w:rPr>
+          <w:sz w:val="24"/>
+          <w:szCs w:val="24"/>
+          <w:lang w:val="de-DE"/>
+        </w:rPr>
+        <w:t>statt, di</w:t>
+      </w:r>
+      <w:r>
+        <w:rPr>
+          <w:sz w:val="24"/>
+          <w:szCs w:val="24"/>
+          <w:lang w:val="de-DE"/>
+        </w:rPr>
+        <w:t xml:space="preserve">e Version Control </w:t>
+      </w:r>
+      <w:r>
+        <w:rPr>
+          <w:sz w:val="24"/>
+          <w:szCs w:val="24"/>
+          <w:lang w:val="de-DE"/>
+        </w:rPr>
+        <w:t xml:space="preserve">lief </w:t>
+      </w:r>
+      <w:r>
+        <w:rPr>
+          <w:sz w:val="24"/>
+          <w:szCs w:val="24"/>
+          <w:lang w:val="de-DE"/>
+        </w:rPr>
+        <w:t xml:space="preserve">in GitHub </w:t>
+      </w:r>
+      <w:r>
+        <w:rPr>
+          <w:sz w:val="24"/>
+          <w:szCs w:val="24"/>
+          <w:lang w:val="de-DE"/>
+        </w:rPr>
+        <w:t xml:space="preserve">ab </w:t>
+      </w:r>
+      <w:r>
+        <w:rPr>
+          <w:sz w:val="24"/>
+          <w:szCs w:val="24"/>
+          <w:lang w:val="de-DE"/>
+        </w:rPr>
+        <w:t>und der Code-Editor unserer Wahl war Visual Studio 2022.</w:t>
+      </w:r>
+      <w:r>
+        <w:rPr>
+          <w:sz w:val="24"/>
+          <w:szCs w:val="24"/>
+          <w:lang w:val="de-DE"/>
+        </w:rPr>
+        <w:t xml:space="preserve"> Die Kommunikation fand über Discord statt.</w:t>
+      </w:r>
+    </w:p>
+    <w:p>
+      <w:pPr>
+        <w:jc w:val="both"/>
+        <w:rPr>
+          <w:sz w:val="24"/>
+          <w:szCs w:val="24"/>
+          <w:lang w:val="de-DE"/>
+        </w:rPr>
+      </w:pPr>
+    </w:p>
+    <w:p>
+      <w:pPr>
+        <w:jc w:val="both"/>
+        <w:rPr>
+          <w:b/>
+          <w:bCs/>
+          <w:sz w:val="28"/>
+          <w:szCs w:val="28"/>
+          <w:lang w:val="de-DE"/>
+        </w:rPr>
+      </w:pPr>
+      <w:r>
+        <w:rPr>
+          <w:b/>
+          <w:bCs/>
+          <w:sz w:val="28"/>
+          <w:szCs w:val="28"/>
+          <w:lang w:val="de-DE"/>
+        </w:rPr>
+        <w:t>Arbeitspakete</w:t>
+      </w:r>
+    </w:p>
+    <w:p>
+      <w:pPr>
+        <w:jc w:val="both"/>
+        <w:rPr>
+          <w:sz w:val="24"/>
+          <w:szCs w:val="24"/>
+          <w:u w:val="single"/>
+          <w:lang w:val="de-DE"/>
+        </w:rPr>
+      </w:pPr>
+      <w:r>
+        <w:rPr>
+          <w:sz w:val="24"/>
+          <w:szCs w:val="24"/>
+          <w:u w:val="single"/>
+          <w:lang w:val="de-DE"/>
+        </w:rPr>
+        <w:t>Umgebung</w:t>
+      </w:r>
+    </w:p>
+    <w:p>
+      <w:pPr>
+        <w:jc w:val="both"/>
+        <w:rPr>
+          <w:sz w:val="24"/>
+          <w:szCs w:val="24"/>
+          <w:lang w:val="de-DE"/>
+        </w:rPr>
+      </w:pPr>
+      <w:r>
+        <w:rPr>
+          <w:sz w:val="24"/>
+          <w:szCs w:val="24"/>
+          <w:lang w:val="de-DE"/>
+        </w:rPr>
+        <w:t xml:space="preserve">Zuerst wurde umgesetzt, dass man eine grundlegende Umgebung hat, in der das Spiel stattfinden kann. Dabei wurde der große Baum mit orangener Krone, ein orangener Boden, der Hintergrund und ein Blatt eingefügt. </w:t>
+      </w:r>
+      <w:r>
+        <w:rPr>
+          <w:sz w:val="24"/>
+          <w:szCs w:val="24"/>
+          <w:lang w:val="de-DE"/>
+        </w:rPr>
+        <w:t>Alle hatten den Typ GameObject</w:t>
+      </w:r>
+      <w:r>
+        <w:rPr>
+          <w:sz w:val="24"/>
+          <w:szCs w:val="24"/>
+          <w:lang w:val="de-DE"/>
+        </w:rPr>
+        <w:t xml:space="preserve"> und eine SpriteRenderer-Komponente, in die die Bilder gelegt wurden. </w:t>
+      </w:r>
+      <w:r>
+        <w:rPr>
+          <w:sz w:val="24"/>
+          <w:szCs w:val="24"/>
+          <w:lang w:val="de-DE"/>
+        </w:rPr>
+        <w:t>Der Boden und das Blatt bekamen außerdem noch Rigidbody2D-Komponenten und eine Circle-Collider2D-Komponente bzw. eine Box-Collider2D- Komponente</w:t>
+      </w:r>
+      <w:r>
+        <w:rPr>
+          <w:sz w:val="24"/>
+          <w:szCs w:val="24"/>
+          <w:lang w:val="de-DE"/>
+        </w:rPr>
+        <w:t>.</w:t>
+      </w:r>
+    </w:p>
+    <w:p>
+      <w:pPr>
+        <w:jc w:val="both"/>
+        <w:rPr>
+          <w:sz w:val="24"/>
+          <w:szCs w:val="24"/>
+          <w:lang w:val="de-DE"/>
+        </w:rPr>
+      </w:pPr>
+    </w:p>
+    <w:p>
+      <w:pPr>
+        <w:jc w:val="both"/>
+        <w:rPr>
+          <w:sz w:val="24"/>
+          <w:szCs w:val="24"/>
+          <w:u w:val="single"/>
+          <w:lang w:val="de-DE"/>
+        </w:rPr>
+      </w:pPr>
+      <w:r>
+        <w:rPr>
+          <w:sz w:val="24"/>
+          <w:szCs w:val="24"/>
+          <w:u w:val="single"/>
+          <w:lang w:val="de-DE"/>
+        </w:rPr>
+        <w:t>Blattspawn und -physik</w:t>
+      </w:r>
+    </w:p>
+    <w:p>
+      <w:pPr>
+        <w:jc w:val="both"/>
+        <w:rPr>
+          <w:sz w:val="24"/>
+          <w:szCs w:val="24"/>
+          <w:lang w:val="de-DE"/>
+        </w:rPr>
+      </w:pPr>
+      <w:r>
+        <w:rPr>
+          <w:sz w:val="24"/>
+          <w:szCs w:val="24"/>
+          <w:lang w:val="de-DE"/>
+        </w:rPr>
+        <w:t xml:space="preserve">Danach an der Reihe </w:t>
+      </w:r>
+      <w:r>
+        <w:rPr>
+          <w:sz w:val="24"/>
+          <w:szCs w:val="24"/>
+          <w:lang w:val="de-DE"/>
+        </w:rPr>
+        <w:t xml:space="preserve">war, mehrere Blätter automatisiert in das Level zu bekommen. Dazu wurde </w:t>
+      </w:r>
+      <w:r>
+        <w:rPr>
+          <w:sz w:val="24"/>
+          <w:szCs w:val="24"/>
+          <w:lang w:val="de-DE"/>
+        </w:rPr>
+        <w:t>das Blatt als Prefab und die Instantiate-Funktion genutzt. Dabei wurde darauf geachtet, dass die Menge der zu spawnenden Blätter anpassbar ist, wofür die spawnAmount-Variable genutzt wurde.</w:t>
+      </w:r>
+      <w:r>
+        <w:rPr>
+          <w:sz w:val="24"/>
+          <w:szCs w:val="24"/>
+          <w:lang w:val="de-DE"/>
+        </w:rPr>
+        <w:t xml:space="preserve"> Anschließend wurde dem Blatt</w:t>
+      </w:r>
+      <w:r>
+        <w:rPr>
+          <w:sz w:val="24"/>
+          <w:szCs w:val="24"/>
+          <w:lang w:val="de-DE"/>
+        </w:rPr>
+        <w:t xml:space="preserve"> </w:t>
+      </w:r>
+      <w:r>
+        <w:rPr>
+          <w:sz w:val="24"/>
+          <w:szCs w:val="24"/>
+          <w:lang w:val="de-DE"/>
+        </w:rPr>
+        <w:t>die Gravitation weggenommen, da es ja an dem baum hängen soll, bis der Spieler mit seinem Mausklick den Windstoß auslöst, der das Blatt vom Baum weht.</w:t>
+      </w:r>
+    </w:p>
+    <w:p>
+      <w:pPr>
+        <w:jc w:val="both"/>
+        <w:rPr>
+          <w:sz w:val="24"/>
+          <w:szCs w:val="24"/>
+          <w:lang w:val="de-DE"/>
+        </w:rPr>
+      </w:pPr>
+      <w:r>
+        <w:rPr>
+          <w:sz w:val="24"/>
+          <w:szCs w:val="24"/>
+          <w:lang w:val="de-DE"/>
+        </w:rPr>
+        <w:t xml:space="preserve">Sobald man richtig im Spiel ist, sieht man einen Hintergrund mit einem herbstlichen Wald und einen grauen Baum. Diese sind </w:t>
+      </w:r>
+      <w:r>
+        <w:rPr>
+          <w:sz w:val="24"/>
+          <w:szCs w:val="24"/>
+          <w:lang w:val="de-DE"/>
+        </w:rPr>
+        <w:t>'</w:t>
+      </w:r>
+      <w:r>
+        <w:rPr>
+          <w:sz w:val="24"/>
+          <w:szCs w:val="24"/>
+          <w:lang w:val="de-DE"/>
+        </w:rPr>
+        <w:t>GameObjects</w:t>
+      </w:r>
+      <w:r>
+        <w:rPr>
+          <w:sz w:val="24"/>
+          <w:szCs w:val="24"/>
+          <w:lang w:val="de-DE"/>
+        </w:rPr>
+        <w:t>'</w:t>
+      </w:r>
+      <w:r>
+        <w:rPr>
+          <w:sz w:val="24"/>
+          <w:szCs w:val="24"/>
+          <w:lang w:val="de-DE"/>
+        </w:rPr>
+        <w:t xml:space="preserve"> </w:t>
+      </w:r>
+      <w:r>
+        <w:rPr>
+          <w:sz w:val="24"/>
+          <w:szCs w:val="24"/>
+          <w:lang w:val="de-DE"/>
+        </w:rPr>
+        <w:t xml:space="preserve">mit </w:t>
+      </w:r>
+      <w:r>
+        <w:rPr>
+          <w:sz w:val="24"/>
+          <w:szCs w:val="24"/>
+          <w:lang w:val="de-DE"/>
+        </w:rPr>
+        <w:t>'</w:t>
+      </w:r>
+      <w:r>
+        <w:rPr>
+          <w:sz w:val="24"/>
+          <w:szCs w:val="24"/>
+          <w:lang w:val="de-DE"/>
+        </w:rPr>
+        <w:t>SpriteRenderer</w:t>
+      </w:r>
+      <w:r>
+        <w:rPr>
+          <w:sz w:val="24"/>
+          <w:szCs w:val="24"/>
+          <w:lang w:val="de-DE"/>
+        </w:rPr>
+        <w:t>'</w:t>
+      </w:r>
+      <w:r>
+        <w:rPr>
+          <w:sz w:val="24"/>
+          <w:szCs w:val="24"/>
+          <w:lang w:val="de-DE"/>
+        </w:rPr>
+        <w:t>-</w:t>
+      </w:r>
+      <w:r>
+        <w:rPr>
+          <w:sz w:val="24"/>
+          <w:szCs w:val="24"/>
+          <w:lang w:val="de-DE"/>
+        </w:rPr>
+        <w:t xml:space="preserve"> </w:t>
+      </w:r>
+      <w:r>
+        <w:rPr>
+          <w:sz w:val="24"/>
+          <w:szCs w:val="24"/>
+          <w:lang w:val="de-DE"/>
+        </w:rPr>
+        <w:t>und sind nicht im Canvas, sondern in der Welt platziert. Außerdem sieht man</w:t>
+      </w:r>
+      <w:r>
+        <w:rPr>
+          <w:sz w:val="24"/>
+          <w:szCs w:val="24"/>
+          <w:lang w:val="de-DE"/>
+        </w:rPr>
+        <w:t xml:space="preserve"> Blätter, die kontinuierlich erschaffen werden. Anfangs erscheinen diese an bestimmten Koordinaten, </w:t>
+      </w:r>
+      <w:r>
+        <w:rPr>
+          <w:sz w:val="24"/>
+          <w:szCs w:val="24"/>
+          <w:lang w:val="de-DE"/>
+        </w:rPr>
+        <w:t>denselben</w:t>
+      </w:r>
+      <w:r>
+        <w:rPr>
+          <w:sz w:val="24"/>
+          <w:szCs w:val="24"/>
+          <w:lang w:val="de-DE"/>
+        </w:rPr>
+        <w:t xml:space="preserve"> wie den kleinen gelben Blättern am Baum, sodass es erscheint, als ob diese Blätter wachsen würden. Auch die Rotation der Blätter ist spezifisch gewählt, um möglichst realistisch zu erscheinen, da sie von den Ästen hängen. Außerdem wird bei einer </w:t>
+      </w:r>
+      <w:r>
+        <w:rPr>
+          <w:sz w:val="24"/>
+          <w:szCs w:val="24"/>
+          <w:lang w:val="de-DE"/>
+        </w:rPr>
+        <w:t>spawnAmount (Variable, die angibt, wie viele</w:t>
+      </w:r>
+      <w:r>
+        <w:rPr>
+          <w:sz w:val="24"/>
+          <w:szCs w:val="24"/>
+          <w:lang w:val="de-DE"/>
+        </w:rPr>
+        <w:t xml:space="preserve"> Blätter in einem Zyklus spawnen) </w:t>
+      </w:r>
+      <w:r>
+        <w:rPr>
+          <w:sz w:val="24"/>
+          <w:szCs w:val="24"/>
+          <w:lang w:val="de-DE"/>
+        </w:rPr>
+        <w:t>größer als</w:t>
+      </w:r>
+      <w:r>
+        <w:rPr>
+          <w:sz w:val="24"/>
+          <w:szCs w:val="24"/>
+          <w:lang w:val="de-DE"/>
+        </w:rPr>
+        <w:t xml:space="preserve"> fünf ein neuer Baum eingeblendet. </w:t>
+      </w:r>
+      <w:r>
+        <w:rPr>
+          <w:sz w:val="24"/>
+          <w:szCs w:val="24"/>
+          <w:lang w:val="de-DE"/>
+        </w:rPr>
+        <w:t>Bei diesem erscheinen die Blätter in der Krone</w:t>
+      </w:r>
+      <w:r>
+        <w:rPr>
+          <w:sz w:val="24"/>
+          <w:szCs w:val="24"/>
+          <w:lang w:val="de-DE"/>
+        </w:rPr>
+        <w:t>.</w:t>
+      </w:r>
+      <w:r>
+        <w:rPr>
+          <w:sz w:val="24"/>
+          <w:szCs w:val="24"/>
+          <w:lang w:val="de-DE"/>
+        </w:rPr>
+        <w:t xml:space="preserve"> Bei einem Mausklick </w:t>
+      </w:r>
+      <w:r>
+        <w:rPr>
+          <w:sz w:val="24"/>
+          <w:szCs w:val="24"/>
+          <w:lang w:val="de-DE"/>
+        </w:rPr>
+        <w:t xml:space="preserve">werden die Blätter weggepustet. Das wird dadurch realisiert, dass die Position der Maus durch </w:t>
+      </w:r>
+      <w:r>
+        <w:rPr>
+          <w:sz w:val="24"/>
+          <w:szCs w:val="24"/>
+          <w:lang w:val="de-DE"/>
+        </w:rPr>
+        <w:t>'</w:t>
+      </w:r>
+      <w:r>
+        <w:rPr>
+          <w:sz w:val="24"/>
+          <w:szCs w:val="24"/>
+          <w:lang w:val="de-DE"/>
+        </w:rPr>
+        <w:t>mousePos</w:t>
+      </w:r>
+      <w:r>
+        <w:rPr>
+          <w:sz w:val="24"/>
+          <w:szCs w:val="24"/>
+          <w:lang w:val="de-DE"/>
+        </w:rPr>
+        <w:t>'</w:t>
+      </w:r>
+      <w:r>
+        <w:rPr>
+          <w:sz w:val="24"/>
+          <w:szCs w:val="24"/>
+          <w:lang w:val="de-DE"/>
+        </w:rPr>
+        <w:t xml:space="preserve"> registriert wird und ein Richtungsvektor mit dem Typ 'Vector3'  </w:t>
+      </w:r>
+      <w:r>
+        <w:rPr>
+          <w:sz w:val="24"/>
+          <w:szCs w:val="24"/>
+          <w:lang w:val="de-DE"/>
+        </w:rPr>
+        <w:t>gebildet wird, der die Richtung</w:t>
+      </w:r>
     </w:p>
     <w:sectPr>
       <w:pgSz w:w="11906" w:h="16838"/>
@@ -258,8 +1029,100 @@
       </w:pPr>
     </w:lvl>
   </w:abstractNum>
+  <w:abstractNum w:abstractNumId="1" w15:restartNumberingAfterBreak="0">
+    <w:nsid w:val="3BBF4023"/>
+    <w:multiLevelType w:val="hybridMultilevel"/>
+    <w:tmpl w:val="5988459C"/>
+    <w:lvl w:ilvl="0" w:tplc="0407000F">
+      <w:start w:val="1"/>
+      <w:numFmt w:val="decimal"/>
+      <w:lvlText w:val="%1."/>
+      <w:lvlJc w:val="left"/>
+      <w:pPr>
+        <w:ind w:left="720" w:hanging="360"/>
+      </w:pPr>
+      <w:rPr>
+        <w:rFonts w:hint="default"/>
+      </w:rPr>
+    </w:lvl>
+    <w:lvl w:ilvl="1" w:tplc="04070019" w:tentative="1">
+      <w:start w:val="1"/>
+      <w:numFmt w:val="lowerLetter"/>
+      <w:lvlText w:val="%2."/>
+      <w:lvlJc w:val="left"/>
+      <w:pPr>
+        <w:ind w:left="1440" w:hanging="360"/>
+      </w:pPr>
+    </w:lvl>
+    <w:lvl w:ilvl="2" w:tplc="0407001B" w:tentative="1">
+      <w:start w:val="1"/>
+      <w:numFmt w:val="lowerRoman"/>
+      <w:lvlText w:val="%3."/>
+      <w:lvlJc w:val="right"/>
+      <w:pPr>
+        <w:ind w:left="2160" w:hanging="180"/>
+      </w:pPr>
+    </w:lvl>
+    <w:lvl w:ilvl="3" w:tplc="0407000F" w:tentative="1">
+      <w:start w:val="1"/>
+      <w:numFmt w:val="decimal"/>
+      <w:lvlText w:val="%4."/>
+      <w:lvlJc w:val="left"/>
+      <w:pPr>
+        <w:ind w:left="2880" w:hanging="360"/>
+      </w:pPr>
+    </w:lvl>
+    <w:lvl w:ilvl="4" w:tplc="04070019" w:tentative="1">
+      <w:start w:val="1"/>
+      <w:numFmt w:val="lowerLetter"/>
+      <w:lvlText w:val="%5."/>
+      <w:lvlJc w:val="left"/>
+      <w:pPr>
+        <w:ind w:left="3600" w:hanging="360"/>
+      </w:pPr>
+    </w:lvl>
+    <w:lvl w:ilvl="5" w:tplc="0407001B" w:tentative="1">
+      <w:start w:val="1"/>
+      <w:numFmt w:val="lowerRoman"/>
+      <w:lvlText w:val="%6."/>
+      <w:lvlJc w:val="right"/>
+      <w:pPr>
+        <w:ind w:left="4320" w:hanging="180"/>
+      </w:pPr>
+    </w:lvl>
+    <w:lvl w:ilvl="6" w:tplc="0407000F" w:tentative="1">
+      <w:start w:val="1"/>
+      <w:numFmt w:val="decimal"/>
+      <w:lvlText w:val="%7."/>
+      <w:lvlJc w:val="left"/>
+      <w:pPr>
+        <w:ind w:left="5040" w:hanging="360"/>
+      </w:pPr>
+    </w:lvl>
+    <w:lvl w:ilvl="7" w:tplc="04070019" w:tentative="1">
+      <w:start w:val="1"/>
+      <w:numFmt w:val="lowerLetter"/>
+      <w:lvlText w:val="%8."/>
+      <w:lvlJc w:val="left"/>
+      <w:pPr>
+        <w:ind w:left="5760" w:hanging="360"/>
+      </w:pPr>
+    </w:lvl>
+    <w:lvl w:ilvl="8" w:tplc="0407001B" w:tentative="1">
+      <w:start w:val="1"/>
+      <w:numFmt w:val="lowerRoman"/>
+      <w:lvlText w:val="%9."/>
+      <w:lvlJc w:val="right"/>
+      <w:pPr>
+        <w:ind w:left="6480" w:hanging="180"/>
+      </w:pPr>
+    </w:lvl>
+  </w:abstractNum>
   <w:num w:numId="1" w16cid:durableId="652636093">
     <w:abstractNumId w:val="0"/>
+  </w:num>
+  <w:num w:numId="2" w16cid:durableId="2013800301">
+    <w:abstractNumId w:val="1"/>
   </w:num>
 </w:numbering>
 </file>

--- a/Projektdokumentation Autumnclicker.docx
+++ b/Projektdokumentation Autumnclicker.docx
@@ -243,23 +243,7 @@
           <w:szCs w:val="24"/>
           <w:lang w:val="de-DE"/>
         </w:rPr>
-        <w:t xml:space="preserve"> </w:t>
-      </w:r>
-      <w:r>
-        <w:rPr>
-          <w:sz w:val="24"/>
-          <w:szCs w:val="24"/>
-          <w:lang w:val="de-DE"/>
-        </w:rPr>
-        <w:t>Nach 5 Stufen des kleinen</w:t>
-      </w:r>
-      <w:r>
-        <w:rPr>
-          <w:sz w:val="24"/>
-          <w:szCs w:val="24"/>
-          <w:lang w:val="de-DE"/>
-        </w:rPr>
-        <w:t xml:space="preserve"> Baums erscheint dann ein großer Baum, an dem die Blätter ab dem Zeitpunkt erscheinen.</w:t>
+        <w:t xml:space="preserve"> Nach 5 Stufen des kleinen Baums erscheint dann ein großer Baum, an dem die Blätter ab dem Zeitpunkt erscheinen.</w:t>
       </w:r>
       <w:r>
         <w:rPr>
@@ -501,18 +485,89 @@
           <w:szCs w:val="24"/>
           <w:lang w:val="de-DE"/>
         </w:rPr>
-        <w:t xml:space="preserve"> Die Kommunikation fand über Discord statt.</w:t>
-      </w:r>
-    </w:p>
-    <w:p>
-      <w:pPr>
-        <w:jc w:val="both"/>
-        <w:rPr>
-          <w:sz w:val="24"/>
-          <w:szCs w:val="24"/>
-          <w:lang w:val="de-DE"/>
-        </w:rPr>
-      </w:pPr>
+        <w:t xml:space="preserve"> Die Kommunikation fand über Discord statt</w:t>
+      </w:r>
+      <w:r>
+        <w:rPr>
+          <w:sz w:val="24"/>
+          <w:szCs w:val="24"/>
+          <w:lang w:val="de-DE"/>
+        </w:rPr>
+        <w:t>, welches wir nutzten, da es ein simples und intuitives Kommunikationswerkzeug ist, mit welchem wir bereits vertraut sind und es keine</w:t>
+      </w:r>
+      <w:r>
+        <w:rPr>
+          <w:sz w:val="24"/>
+          <w:szCs w:val="24"/>
+          <w:lang w:val="de-DE"/>
+        </w:rPr>
+        <w:t>r</w:t>
+      </w:r>
+      <w:r>
+        <w:rPr>
+          <w:sz w:val="24"/>
+          <w:szCs w:val="24"/>
+          <w:lang w:val="de-DE"/>
+        </w:rPr>
+        <w:t xml:space="preserve"> Einrichtung bedarf.</w:t>
+      </w:r>
+      <w:r>
+        <w:rPr>
+          <w:sz w:val="24"/>
+          <w:szCs w:val="24"/>
+          <w:lang w:val="de-DE"/>
+        </w:rPr>
+        <w:t xml:space="preserve"> Das einzige Problem ist, dass nichtzahlende Kunden</w:t>
+      </w:r>
+      <w:r>
+        <w:rPr>
+          <w:sz w:val="24"/>
+          <w:szCs w:val="24"/>
+          <w:lang w:val="de-DE"/>
+        </w:rPr>
+        <w:t xml:space="preserve"> </w:t>
+      </w:r>
+      <w:r>
+        <w:rPr>
+          <w:sz w:val="24"/>
+          <w:szCs w:val="24"/>
+          <w:lang w:val="de-DE"/>
+        </w:rPr>
+        <w:t>nur Dateien bis 10MB Größe versende</w:t>
+      </w:r>
+      <w:r>
+        <w:rPr>
+          <w:sz w:val="24"/>
+          <w:szCs w:val="24"/>
+          <w:lang w:val="de-DE"/>
+        </w:rPr>
+        <w:t xml:space="preserve">n </w:t>
+      </w:r>
+      <w:r>
+        <w:rPr>
+          <w:sz w:val="24"/>
+          <w:szCs w:val="24"/>
+          <w:lang w:val="de-DE"/>
+        </w:rPr>
+        <w:t>können, allerdings reicht es für simple Textdateien aus und für wichtige Übertragungen von Dateien nutzen wir sowieso GitHub.</w:t>
+      </w:r>
+    </w:p>
+    <w:p>
+      <w:pPr>
+        <w:rPr>
+          <w:sz w:val="24"/>
+          <w:szCs w:val="24"/>
+          <w:lang w:val="de-DE"/>
+        </w:rPr>
+      </w:pPr>
+      <w:r>
+        <w:rPr>
+          <w:sz w:val="24"/>
+          <w:szCs w:val="24"/>
+          <w:lang w:val="de-DE"/>
+        </w:rPr>
+        <w:br w:type="page"/>
+      </w:r>
     </w:p>
     <w:p>
       <w:pPr>
@@ -533,6 +588,7 @@
           <w:szCs w:val="28"/>
           <w:lang w:val="de-DE"/>
         </w:rPr>
+        <w:lastRenderedPageBreak/>
         <w:t>Arbeitspakete</w:t>
       </w:r>
     </w:p>
@@ -659,7 +715,23 @@
           <w:szCs w:val="24"/>
           <w:lang w:val="de-DE"/>
         </w:rPr>
-        <w:t xml:space="preserve">war, mehrere Blätter automatisiert in das Level zu bekommen. Dazu wurde </w:t>
+        <w:t>war</w:t>
+      </w:r>
+      <w:r>
+        <w:rPr>
+          <w:sz w:val="24"/>
+          <w:szCs w:val="24"/>
+          <w:lang w:val="de-DE"/>
+        </w:rPr>
+        <w:t>,</w:t>
+      </w:r>
+      <w:r>
+        <w:rPr>
+          <w:sz w:val="24"/>
+          <w:szCs w:val="24"/>
+          <w:lang w:val="de-DE"/>
+        </w:rPr>
+        <w:t xml:space="preserve"> mehrere Blätter automatisiert in das Level zu bekommen. Dazu wurde </w:t>
       </w:r>
       <w:r>
         <w:rPr>
@@ -691,49 +763,23 @@
           <w:szCs w:val="24"/>
           <w:lang w:val="de-DE"/>
         </w:rPr>
-        <w:t>die Gravitation weggenommen, da es ja an dem baum hängen soll, bis der Spieler mit seinem Mausklick den Windstoß auslöst, der das Blatt vom Baum weht.</w:t>
-      </w:r>
-    </w:p>
-    <w:p>
-      <w:pPr>
-        <w:jc w:val="both"/>
-        <w:rPr>
-          <w:sz w:val="24"/>
-          <w:szCs w:val="24"/>
-          <w:lang w:val="de-DE"/>
-        </w:rPr>
-      </w:pPr>
-      <w:r>
-        <w:rPr>
-          <w:sz w:val="24"/>
-          <w:szCs w:val="24"/>
-          <w:lang w:val="de-DE"/>
-        </w:rPr>
-        <w:t xml:space="preserve">Sobald man richtig im Spiel ist, sieht man einen Hintergrund mit einem herbstlichen Wald und einen grauen Baum. Diese sind </w:t>
-      </w:r>
-      <w:r>
-        <w:rPr>
-          <w:sz w:val="24"/>
-          <w:szCs w:val="24"/>
-          <w:lang w:val="de-DE"/>
-        </w:rPr>
-        <w:t>'</w:t>
-      </w:r>
-      <w:r>
-        <w:rPr>
-          <w:sz w:val="24"/>
-          <w:szCs w:val="24"/>
-          <w:lang w:val="de-DE"/>
-        </w:rPr>
-        <w:t>GameObjects</w:t>
-      </w:r>
-      <w:r>
-        <w:rPr>
-          <w:sz w:val="24"/>
-          <w:szCs w:val="24"/>
-          <w:lang w:val="de-DE"/>
-        </w:rPr>
-        <w:t>'</w:t>
+        <w:t xml:space="preserve">die Gravitation weggenommen, da es ja an dem </w:t>
+      </w:r>
+      <w:r>
+        <w:rPr>
+          <w:sz w:val="24"/>
+          <w:szCs w:val="24"/>
+          <w:lang w:val="de-DE"/>
+        </w:rPr>
+        <w:t>B</w:t>
+      </w:r>
+      <w:r>
+        <w:rPr>
+          <w:sz w:val="24"/>
+          <w:szCs w:val="24"/>
+          <w:lang w:val="de-DE"/>
+        </w:rPr>
+        <w:t>aum hängen soll, bis der Spieler mit seinem Mausklick den Windstoß auslöst, der das Blatt vom Baum weht.</w:t>
       </w:r>
       <w:r>
         <w:rPr>
@@ -749,39 +795,31 @@
           <w:szCs w:val="24"/>
           <w:lang w:val="de-DE"/>
         </w:rPr>
-        <w:t xml:space="preserve">mit </w:t>
-      </w:r>
-      <w:r>
-        <w:rPr>
-          <w:sz w:val="24"/>
-          <w:szCs w:val="24"/>
-          <w:lang w:val="de-DE"/>
-        </w:rPr>
-        <w:t>'</w:t>
-      </w:r>
-      <w:r>
-        <w:rPr>
-          <w:sz w:val="24"/>
-          <w:szCs w:val="24"/>
-          <w:lang w:val="de-DE"/>
-        </w:rPr>
-        <w:t>SpriteRenderer</w:t>
-      </w:r>
-      <w:r>
-        <w:rPr>
-          <w:sz w:val="24"/>
-          <w:szCs w:val="24"/>
-          <w:lang w:val="de-DE"/>
-        </w:rPr>
-        <w:t>'</w:t>
-      </w:r>
-      <w:r>
-        <w:rPr>
-          <w:sz w:val="24"/>
-          <w:szCs w:val="24"/>
-          <w:lang w:val="de-DE"/>
-        </w:rPr>
-        <w:t>-</w:t>
+        <w:t xml:space="preserve">Sollte der Klick innerhalb der angegebenen Größe der Variable fallRadius sein wird die Gravitation aktiviert. Außerdem </w:t>
+      </w:r>
+      <w:r>
+        <w:rPr>
+          <w:sz w:val="24"/>
+          <w:szCs w:val="24"/>
+          <w:lang w:val="de-DE"/>
+        </w:rPr>
+        <w:t>wird der Vektor zwischen der Position des Mauszeigers und des Blattes genommen und in diese Richtung wird mit ForceMode2D.Impulse ein kleiner Impuls in diese Richtung gegeben</w:t>
+      </w:r>
+      <w:r>
+        <w:rPr>
+          <w:sz w:val="24"/>
+          <w:szCs w:val="24"/>
+          <w:lang w:val="de-DE"/>
+        </w:rPr>
+        <w:t>, um das Blatt fliegen zu lassen</w:t>
+      </w:r>
+      <w:r>
+        <w:rPr>
+          <w:sz w:val="24"/>
+          <w:szCs w:val="24"/>
+          <w:lang w:val="de-DE"/>
+        </w:rPr>
+        <w:t>.</w:t>
       </w:r>
       <w:r>
         <w:rPr>
@@ -791,141 +829,456 @@
         </w:rPr>
         <w:t xml:space="preserve"> </w:t>
       </w:r>
-      <w:r>
-        <w:rPr>
-          <w:sz w:val="24"/>
-          <w:szCs w:val="24"/>
-          <w:lang w:val="de-DE"/>
-        </w:rPr>
-        <w:t>und sind nicht im Canvas, sondern in der Welt platziert. Außerdem sieht man</w:t>
-      </w:r>
-      <w:r>
-        <w:rPr>
-          <w:sz w:val="24"/>
-          <w:szCs w:val="24"/>
-          <w:lang w:val="de-DE"/>
-        </w:rPr>
-        <w:t xml:space="preserve"> Blätter, die kontinuierlich erschaffen werden. Anfangs erscheinen diese an bestimmten Koordinaten, </w:t>
-      </w:r>
-      <w:r>
-        <w:rPr>
-          <w:sz w:val="24"/>
-          <w:szCs w:val="24"/>
-          <w:lang w:val="de-DE"/>
-        </w:rPr>
-        <w:t>denselben</w:t>
-      </w:r>
-      <w:r>
-        <w:rPr>
-          <w:sz w:val="24"/>
-          <w:szCs w:val="24"/>
-          <w:lang w:val="de-DE"/>
-        </w:rPr>
-        <w:t xml:space="preserve"> wie den kleinen gelben Blättern am Baum, sodass es erscheint, als ob diese Blätter wachsen würden. Auch die Rotation der Blätter ist spezifisch gewählt, um möglichst realistisch zu erscheinen, da sie von den Ästen hängen. Außerdem wird bei einer </w:t>
-      </w:r>
-      <w:r>
-        <w:rPr>
-          <w:sz w:val="24"/>
-          <w:szCs w:val="24"/>
-          <w:lang w:val="de-DE"/>
-        </w:rPr>
-        <w:t>spawnAmount (Variable, die angibt, wie viele</w:t>
-      </w:r>
-      <w:r>
-        <w:rPr>
-          <w:sz w:val="24"/>
-          <w:szCs w:val="24"/>
-          <w:lang w:val="de-DE"/>
-        </w:rPr>
-        <w:t xml:space="preserve"> Blätter in einem Zyklus spawnen) </w:t>
-      </w:r>
-      <w:r>
-        <w:rPr>
-          <w:sz w:val="24"/>
-          <w:szCs w:val="24"/>
-          <w:lang w:val="de-DE"/>
-        </w:rPr>
-        <w:t>größer als</w:t>
-      </w:r>
-      <w:r>
-        <w:rPr>
-          <w:sz w:val="24"/>
-          <w:szCs w:val="24"/>
-          <w:lang w:val="de-DE"/>
-        </w:rPr>
-        <w:t xml:space="preserve"> fünf ein neuer Baum eingeblendet. </w:t>
-      </w:r>
-      <w:r>
-        <w:rPr>
-          <w:sz w:val="24"/>
-          <w:szCs w:val="24"/>
-          <w:lang w:val="de-DE"/>
-        </w:rPr>
-        <w:t>Bei diesem erscheinen die Blätter in der Krone</w:t>
-      </w:r>
-      <w:r>
-        <w:rPr>
-          <w:sz w:val="24"/>
-          <w:szCs w:val="24"/>
-          <w:lang w:val="de-DE"/>
-        </w:rPr>
-        <w:t>.</w:t>
-      </w:r>
-      <w:r>
-        <w:rPr>
-          <w:sz w:val="24"/>
-          <w:szCs w:val="24"/>
-          <w:lang w:val="de-DE"/>
-        </w:rPr>
-        <w:t xml:space="preserve"> Bei einem Mausklick </w:t>
-      </w:r>
-      <w:r>
-        <w:rPr>
-          <w:sz w:val="24"/>
-          <w:szCs w:val="24"/>
-          <w:lang w:val="de-DE"/>
-        </w:rPr>
-        <w:t xml:space="preserve">werden die Blätter weggepustet. Das wird dadurch realisiert, dass die Position der Maus durch </w:t>
-      </w:r>
-      <w:r>
-        <w:rPr>
-          <w:sz w:val="24"/>
-          <w:szCs w:val="24"/>
-          <w:lang w:val="de-DE"/>
-        </w:rPr>
-        <w:t>'</w:t>
-      </w:r>
-      <w:r>
-        <w:rPr>
-          <w:sz w:val="24"/>
-          <w:szCs w:val="24"/>
-          <w:lang w:val="de-DE"/>
-        </w:rPr>
-        <w:t>mousePos</w:t>
-      </w:r>
-      <w:r>
-        <w:rPr>
-          <w:sz w:val="24"/>
-          <w:szCs w:val="24"/>
-          <w:lang w:val="de-DE"/>
-        </w:rPr>
-        <w:t>'</w:t>
-      </w:r>
-      <w:r>
-        <w:rPr>
-          <w:sz w:val="24"/>
-          <w:szCs w:val="24"/>
-          <w:lang w:val="de-DE"/>
-        </w:rPr>
-        <w:t xml:space="preserve"> registriert wird und ein Richtungsvektor mit dem Typ 'Vector3'  </w:t>
-      </w:r>
-      <w:r>
-        <w:rPr>
-          <w:sz w:val="24"/>
-          <w:szCs w:val="24"/>
-          <w:lang w:val="de-DE"/>
-        </w:rPr>
-        <w:t>gebildet wird, der die Richtung</w:t>
+    </w:p>
+    <w:p>
+      <w:pPr>
+        <w:jc w:val="both"/>
+        <w:rPr>
+          <w:sz w:val="24"/>
+          <w:szCs w:val="24"/>
+          <w:lang w:val="de-DE"/>
+        </w:rPr>
+      </w:pPr>
+    </w:p>
+    <w:p>
+      <w:pPr>
+        <w:jc w:val="both"/>
+        <w:rPr>
+          <w:sz w:val="24"/>
+          <w:szCs w:val="24"/>
+          <w:u w:val="single"/>
+          <w:lang w:val="de-DE"/>
+        </w:rPr>
+      </w:pPr>
+      <w:r>
+        <w:rPr>
+          <w:sz w:val="24"/>
+          <w:szCs w:val="24"/>
+          <w:u w:val="single"/>
+          <w:lang w:val="de-DE"/>
+        </w:rPr>
+        <w:t>Audio</w:t>
+      </w:r>
+      <w:r>
+        <w:rPr>
+          <w:sz w:val="24"/>
+          <w:szCs w:val="24"/>
+          <w:u w:val="single"/>
+          <w:lang w:val="de-DE"/>
+        </w:rPr>
+        <w:t xml:space="preserve"> und Animation</w:t>
+      </w:r>
+    </w:p>
+    <w:p>
+      <w:pPr>
+        <w:jc w:val="both"/>
+        <w:rPr>
+          <w:sz w:val="24"/>
+          <w:szCs w:val="24"/>
+          <w:lang w:val="de-DE"/>
+        </w:rPr>
+      </w:pPr>
+      <w:r>
+        <w:rPr>
+          <w:sz w:val="24"/>
+          <w:szCs w:val="24"/>
+          <w:lang w:val="de-DE"/>
+        </w:rPr>
+        <w:t xml:space="preserve">Für den Soundtrack mit den entspannenden Vögeln wird eine AudioSource verwendet, die beim Start des Spiels anfängt, zu spielen. Wir fanden, dass Vogelzwitschern sehr entspannend wirkt und besser zu einem </w:t>
+      </w:r>
+      <w:r>
+        <w:rPr>
+          <w:sz w:val="24"/>
+          <w:szCs w:val="24"/>
+          <w:lang w:val="de-DE"/>
+        </w:rPr>
+        <w:t>Spiel passt</w:t>
+      </w:r>
+      <w:r>
+        <w:rPr>
+          <w:sz w:val="24"/>
+          <w:szCs w:val="24"/>
+          <w:lang w:val="de-DE"/>
+        </w:rPr>
+        <w:t>,</w:t>
+      </w:r>
+      <w:r>
+        <w:rPr>
+          <w:sz w:val="24"/>
+          <w:szCs w:val="24"/>
+          <w:lang w:val="de-DE"/>
+        </w:rPr>
+        <w:t xml:space="preserve"> welches eher zum Zurücklehnen gedacht ist. </w:t>
+      </w:r>
+      <w:r>
+        <w:rPr>
+          <w:sz w:val="24"/>
+          <w:szCs w:val="24"/>
+          <w:lang w:val="de-DE"/>
+        </w:rPr>
+        <w:t>Außerdem wird der Soundeffekt des Windstoßes durch Fading eingeblendet, damit es angenehmer klingt und nicht überraschend wirkt.</w:t>
+      </w:r>
+      <w:r>
+        <w:rPr>
+          <w:sz w:val="24"/>
+          <w:szCs w:val="24"/>
+          <w:lang w:val="de-DE"/>
+        </w:rPr>
+        <w:t xml:space="preserve"> </w:t>
+      </w:r>
+      <w:r>
+        <w:rPr>
+          <w:sz w:val="24"/>
+          <w:szCs w:val="24"/>
+          <w:lang w:val="de-DE"/>
+        </w:rPr>
+        <w:t>Auch die Musik wird durch fading eingeblendet.</w:t>
+      </w:r>
+    </w:p>
+    <w:p>
+      <w:pPr>
+        <w:jc w:val="both"/>
+        <w:rPr>
+          <w:sz w:val="24"/>
+          <w:szCs w:val="24"/>
+          <w:lang w:val="de-DE"/>
+        </w:rPr>
+      </w:pPr>
+      <w:r>
+        <w:rPr>
+          <w:sz w:val="24"/>
+          <w:szCs w:val="24"/>
+          <w:lang w:val="de-DE"/>
+        </w:rPr>
+        <w:t>Für die Animationen Wurde jeweils eine Eigene Datei angelegt. Bei dem Windgust wird eine Coroutine gestartet, bei welcher der WindGust vergrößert</w:t>
+      </w:r>
+      <w:r>
+        <w:rPr>
+          <w:sz w:val="24"/>
+          <w:szCs w:val="24"/>
+          <w:lang w:val="de-DE"/>
+        </w:rPr>
+        <w:t xml:space="preserve"> wird</w:t>
+      </w:r>
+      <w:r>
+        <w:rPr>
+          <w:sz w:val="24"/>
+          <w:szCs w:val="24"/>
+          <w:lang w:val="de-DE"/>
+        </w:rPr>
+        <w:t xml:space="preserve"> </w:t>
+      </w:r>
+      <w:r>
+        <w:rPr>
+          <w:sz w:val="24"/>
+          <w:szCs w:val="24"/>
+          <w:lang w:val="de-DE"/>
+        </w:rPr>
+        <w:t>(linear Interpoliert zwischen 0,2 und 1,2)</w:t>
+      </w:r>
+      <w:r>
+        <w:rPr>
+          <w:sz w:val="24"/>
+          <w:szCs w:val="24"/>
+          <w:lang w:val="de-DE"/>
+        </w:rPr>
+        <w:t>. Danach wird das dem WindGust zugehörige gameObject wieder zerstört und der WindGust verschwindet wieder.</w:t>
+      </w:r>
+    </w:p>
+    <w:p>
+      <w:pPr>
+        <w:jc w:val="both"/>
+        <w:rPr>
+          <w:sz w:val="24"/>
+          <w:szCs w:val="24"/>
+          <w:lang w:val="de-DE"/>
+        </w:rPr>
+      </w:pPr>
+    </w:p>
+    <w:p>
+      <w:pPr>
+        <w:jc w:val="both"/>
+        <w:rPr>
+          <w:sz w:val="24"/>
+          <w:szCs w:val="24"/>
+          <w:u w:val="single"/>
+          <w:lang w:val="de-DE"/>
+        </w:rPr>
+      </w:pPr>
+      <w:r>
+        <w:rPr>
+          <w:sz w:val="24"/>
+          <w:szCs w:val="24"/>
+          <w:u w:val="single"/>
+          <w:lang w:val="de-DE"/>
+        </w:rPr>
+        <w:t>Upgrades</w:t>
+      </w:r>
+    </w:p>
+    <w:p>
+      <w:pPr>
+        <w:jc w:val="both"/>
+        <w:rPr>
+          <w:sz w:val="24"/>
+          <w:szCs w:val="24"/>
+          <w:lang w:val="de-DE"/>
+        </w:rPr>
+      </w:pPr>
+      <w:r>
+        <w:rPr>
+          <w:sz w:val="24"/>
+          <w:szCs w:val="24"/>
+          <w:lang w:val="de-DE"/>
+        </w:rPr>
+        <w:t>Für die Upgrades wurden zwei Buttons mit SpriteRenderer-Komponenten angelegt. Der Erste Button gibt einem die Möglichkeit, mehr Blätter spawnen zu lassen. Das Upgrade kostet 10 Blätter</w:t>
+      </w:r>
+      <w:r>
+        <w:rPr>
+          <w:sz w:val="24"/>
+          <w:szCs w:val="24"/>
+          <w:lang w:val="de-DE"/>
+        </w:rPr>
+        <w:t>,</w:t>
+      </w:r>
+      <w:r>
+        <w:rPr>
+          <w:sz w:val="24"/>
+          <w:szCs w:val="24"/>
+          <w:lang w:val="de-DE"/>
+        </w:rPr>
+        <w:t xml:space="preserve"> </w:t>
+      </w:r>
+      <w:r>
+        <w:rPr>
+          <w:sz w:val="24"/>
+          <w:szCs w:val="24"/>
+          <w:lang w:val="de-DE"/>
+        </w:rPr>
+        <w:t xml:space="preserve">durch die deductScore(…) Methode </w:t>
+      </w:r>
+      <w:r>
+        <w:rPr>
+          <w:sz w:val="24"/>
+          <w:szCs w:val="24"/>
+          <w:lang w:val="de-DE"/>
+        </w:rPr>
+        <w:t>wird</w:t>
+      </w:r>
+      <w:r>
+        <w:rPr>
+          <w:sz w:val="24"/>
+          <w:szCs w:val="24"/>
+          <w:lang w:val="de-DE"/>
+        </w:rPr>
+        <w:t xml:space="preserve"> </w:t>
+      </w:r>
+      <w:r>
+        <w:rPr>
+          <w:sz w:val="24"/>
+          <w:szCs w:val="24"/>
+          <w:lang w:val="de-DE"/>
+        </w:rPr>
+        <w:t>bestätigt</w:t>
+      </w:r>
+      <w:r>
+        <w:rPr>
+          <w:sz w:val="24"/>
+          <w:szCs w:val="24"/>
+          <w:lang w:val="de-DE"/>
+        </w:rPr>
+        <w:t>, dass der Spieler genug Blätter in playerScore hat,</w:t>
+      </w:r>
+      <w:r>
+        <w:rPr>
+          <w:sz w:val="24"/>
+          <w:szCs w:val="24"/>
+          <w:lang w:val="de-DE"/>
+        </w:rPr>
+        <w:t xml:space="preserve"> </w:t>
+      </w:r>
+      <w:r>
+        <w:rPr>
+          <w:sz w:val="24"/>
+          <w:szCs w:val="24"/>
+          <w:lang w:val="de-DE"/>
+        </w:rPr>
+        <w:t xml:space="preserve">und nach jedem Spawnzyklus erscheinen so viele Blätter, wie das Upgrade erfolgreich gekauft wurde plus die Startmenge, </w:t>
+      </w:r>
+      <w:r>
+        <w:rPr>
+          <w:sz w:val="24"/>
+          <w:szCs w:val="24"/>
+          <w:lang w:val="de-DE"/>
+        </w:rPr>
+        <w:t>E</w:t>
+      </w:r>
+      <w:r>
+        <w:rPr>
+          <w:sz w:val="24"/>
+          <w:szCs w:val="24"/>
+          <w:lang w:val="de-DE"/>
+        </w:rPr>
+        <w:t xml:space="preserve">ins. Das zweite Upgrade gibt passives Einkommen </w:t>
+      </w:r>
+      <w:r>
+        <w:rPr>
+          <w:sz w:val="24"/>
+          <w:szCs w:val="24"/>
+          <w:lang w:val="de-DE"/>
+        </w:rPr>
+        <w:t xml:space="preserve">von einem Blatt </w:t>
+      </w:r>
+      <w:r>
+        <w:rPr>
+          <w:sz w:val="24"/>
+          <w:szCs w:val="24"/>
+          <w:lang w:val="de-DE"/>
+        </w:rPr>
+        <w:t>alle zehn Sekunden</w:t>
+      </w:r>
+      <w:r>
+        <w:rPr>
+          <w:sz w:val="24"/>
+          <w:szCs w:val="24"/>
+          <w:lang w:val="de-DE"/>
+        </w:rPr>
+        <w:t xml:space="preserve"> und kostet 20 Blätter.</w:t>
+      </w:r>
+      <w:r>
+        <w:rPr>
+          <w:sz w:val="24"/>
+          <w:szCs w:val="24"/>
+          <w:lang w:val="de-DE"/>
+        </w:rPr>
+        <w:t xml:space="preserve"> All das wird hauptsächlich in LogicManagerScript.cs geregelt und darin läuft ein Timer, der das passive </w:t>
+      </w:r>
+      <w:r>
+        <w:rPr>
+          <w:sz w:val="24"/>
+          <w:szCs w:val="24"/>
+          <w:lang w:val="de-DE"/>
+        </w:rPr>
+        <w:lastRenderedPageBreak/>
+        <w:t>Einkommen regelt. Dabei ist die Variable IncomeRate wichtig, die regelt, wie oft passives Einkommen generiert wird. Grundsätzlich ist das auf 10 gesetzt. Um die Menge der zu spawnenden Blätter zu regeln, wird spawnAmount in BlattSpawnScript erhöht.</w:t>
+      </w:r>
+    </w:p>
+    <w:p>
+      <w:pPr>
+        <w:jc w:val="both"/>
+        <w:rPr>
+          <w:sz w:val="24"/>
+          <w:szCs w:val="24"/>
+          <w:lang w:val="de-DE"/>
+        </w:rPr>
+      </w:pPr>
+    </w:p>
+    <w:p>
+      <w:pPr>
+        <w:jc w:val="both"/>
+        <w:rPr>
+          <w:sz w:val="24"/>
+          <w:szCs w:val="24"/>
+          <w:lang w:val="de-DE"/>
+        </w:rPr>
+      </w:pPr>
+      <w:r>
+        <w:rPr>
+          <w:sz w:val="24"/>
+          <w:szCs w:val="24"/>
+          <w:u w:val="single"/>
+          <w:lang w:val="de-DE"/>
+        </w:rPr>
+        <w:t>Baumänderung</w:t>
+      </w:r>
+    </w:p>
+    <w:p>
+      <w:pPr>
+        <w:jc w:val="both"/>
+        <w:rPr>
+          <w:sz w:val="24"/>
+          <w:szCs w:val="24"/>
+          <w:lang w:val="de-DE"/>
+        </w:rPr>
+      </w:pPr>
+      <w:r>
+        <w:rPr>
+          <w:sz w:val="24"/>
+          <w:szCs w:val="24"/>
+          <w:lang w:val="de-DE"/>
+        </w:rPr>
+        <w:t>Für die Änderung des Aussehens des Baumes ist BaumManagerScript.cs vorhanden, in welchem geregelt wird, welcher Sprite an welchem Zeitpunkt vorhanden ist, beziehungsweise welcher Baum aktiv ist. Dafür wird auf den SpriteRenderer des kleinen Baumes zugegriffen und mit einem simplen Switch-Statement, welches den Sprite je nach spawnAmount aussucht. So wird garantiert, dass das richtige Sprite ausgewählt ist. Aufgerufen wird die Funktion changeTree(int spawnAmount) bei jedem Klick auf den Upgrade-Button für die Erhöhung der Blatt-spawnAmount. Damit wird garantiert, dass sich der Baum zum richtigen Zeitpunkt ändert und es wird nicht in einer Update Funktion abgefragt, ob sich sie Menge geändert hat, was zur Effizienz beiträgt.</w:t>
+      </w:r>
+    </w:p>
+    <w:p>
+      <w:pPr>
+        <w:jc w:val="both"/>
+        <w:rPr>
+          <w:sz w:val="24"/>
+          <w:szCs w:val="24"/>
+          <w:lang w:val="de-DE"/>
+        </w:rPr>
+      </w:pPr>
+    </w:p>
+    <w:p>
+      <w:pPr>
+        <w:jc w:val="both"/>
+        <w:rPr>
+          <w:sz w:val="24"/>
+          <w:szCs w:val="24"/>
+          <w:u w:val="single"/>
+          <w:lang w:val="de-DE"/>
+        </w:rPr>
+      </w:pPr>
+      <w:r>
+        <w:rPr>
+          <w:sz w:val="24"/>
+          <w:szCs w:val="24"/>
+          <w:u w:val="single"/>
+          <w:lang w:val="de-DE"/>
+        </w:rPr>
+        <w:t>Interface</w:t>
+      </w:r>
+    </w:p>
+    <w:p>
+      <w:pPr>
+        <w:jc w:val="both"/>
+        <w:rPr>
+          <w:sz w:val="24"/>
+          <w:szCs w:val="24"/>
+          <w:lang w:val="de-DE"/>
+        </w:rPr>
+      </w:pPr>
+      <w:r>
+        <w:rPr>
+          <w:sz w:val="24"/>
+          <w:szCs w:val="24"/>
+          <w:lang w:val="de-DE"/>
+        </w:rPr>
+        <w:t>Sobald man das Spiel startet, gelangt man in ein Hauptmenü, in dem Es zwei Buttons gibt, welche entweder das Spiel starten oder beenden</w:t>
+      </w:r>
+      <w:r>
+        <w:rPr>
+          <w:sz w:val="24"/>
+          <w:szCs w:val="24"/>
+          <w:lang w:val="de-DE"/>
+        </w:rPr>
+        <w:t>. Das Beenden wurde durch Application.Quit() realisiert und das Starten verursacht eine Kamerafahrt zum Spielscreen. Dabei wurde darauf geachtet, dass man nicht mehr mit den Buttons interagieren kann</w:t>
+      </w:r>
+      <w:r>
+        <w:rPr>
+          <w:sz w:val="24"/>
+          <w:szCs w:val="24"/>
+          <w:lang w:val="de-DE"/>
+        </w:rPr>
+        <w:t>, sobald die Kamerafahrt gestartet wurde.</w:t>
+      </w:r>
+      <w:r>
+        <w:rPr>
+          <w:sz w:val="24"/>
+          <w:szCs w:val="24"/>
+          <w:lang w:val="de-DE"/>
+        </w:rPr>
+        <w:t xml:space="preserve"> Während dem Spiel sieht man links oben eine Zahl, die repräsentiert, wie viele Blätter man bereits eingesammelt hat. Diese ändert sich dynamisch und wird auch beim Upgrade-Kauf wieder verringert. </w:t>
       </w:r>
     </w:p>
     <w:sectPr>
@@ -1730,7 +2083,6 @@
   <w:style w:type="character" w:default="1" w:styleId="Absatz-Standardschriftart">
     <w:name w:val="Default Paragraph Font"/>
     <w:uiPriority w:val="1"/>
-    <w:semiHidden/>
     <w:unhideWhenUsed/>
   </w:style>
   <w:style w:type="table" w:default="1" w:styleId="NormaleTabelle">

--- a/Projektdokumentation Autumnclicker.docx
+++ b/Projektdokumentation Autumnclicker.docx
@@ -8,12 +8,247 @@
         <w:rPr>
           <w:b/>
           <w:bCs/>
+          <w:sz w:val="40"/>
+          <w:szCs w:val="40"/>
+          <w:u w:val="dotted"/>
+          <w:lang w:val="de-DE"/>
+        </w:rPr>
+      </w:pPr>
+      <w:r>
+        <w:rPr>
+          <w:b/>
+          <w:bCs/>
+          <w:sz w:val="40"/>
+          <w:szCs w:val="40"/>
+          <w:u w:val="dotted"/>
+          <w:lang w:val="de-DE"/>
+        </w:rPr>
+        <w:t>Projektdokumentation Autumn</w:t>
+      </w:r>
+      <w:r>
+        <w:rPr>
+          <w:b/>
+          <w:bCs/>
+          <w:sz w:val="40"/>
+          <w:szCs w:val="40"/>
+          <w:u w:val="dotted"/>
+          <w:lang w:val="de-DE"/>
+        </w:rPr>
+        <w:t xml:space="preserve"> </w:t>
+      </w:r>
+      <w:proofErr w:type="spellStart"/>
+      <w:r>
+        <w:rPr>
+          <w:b/>
+          <w:bCs/>
+          <w:sz w:val="40"/>
+          <w:szCs w:val="40"/>
+          <w:u w:val="dotted"/>
+          <w:lang w:val="de-DE"/>
+        </w:rPr>
+        <w:t>C</w:t>
+      </w:r>
+      <w:r>
+        <w:rPr>
+          <w:b/>
+          <w:bCs/>
+          <w:sz w:val="40"/>
+          <w:szCs w:val="40"/>
+          <w:u w:val="dotted"/>
+          <w:lang w:val="de-DE"/>
+        </w:rPr>
+        <w:t>licker</w:t>
+      </w:r>
+      <w:proofErr w:type="spellEnd"/>
+    </w:p>
+    <w:p>
+      <w:pPr>
+        <w:jc w:val="center"/>
+        <w:rPr>
+          <w:b/>
+          <w:bCs/>
           <w:sz w:val="36"/>
           <w:szCs w:val="36"/>
-          <w:lang w:val="de-DE"/>
-        </w:rPr>
-      </w:pPr>
-      <w:r>
+          <w:u w:val="dotted"/>
+          <w:lang w:val="de-DE"/>
+        </w:rPr>
+      </w:pPr>
+    </w:p>
+    <w:p>
+      <w:pPr>
+        <w:rPr>
+          <w:b/>
+          <w:bCs/>
+          <w:sz w:val="28"/>
+          <w:szCs w:val="28"/>
+          <w:u w:val="single"/>
+          <w:lang w:val="de-DE"/>
+        </w:rPr>
+      </w:pPr>
+      <w:proofErr w:type="spellStart"/>
+      <w:r>
+        <w:rPr>
+          <w:b/>
+          <w:bCs/>
+          <w:sz w:val="28"/>
+          <w:szCs w:val="28"/>
+          <w:u w:val="single"/>
+          <w:lang w:val="de-DE"/>
+        </w:rPr>
+        <w:t>Credits</w:t>
+      </w:r>
+      <w:proofErr w:type="spellEnd"/>
+      <w:r>
+        <w:rPr>
+          <w:b/>
+          <w:bCs/>
+          <w:sz w:val="28"/>
+          <w:szCs w:val="28"/>
+          <w:u w:val="single"/>
+          <w:lang w:val="de-DE"/>
+        </w:rPr>
+        <w:t>:</w:t>
+      </w:r>
+    </w:p>
+    <w:p>
+      <w:pPr>
+        <w:spacing w:after="0"/>
+        <w:rPr>
+          <w:sz w:val="24"/>
+          <w:szCs w:val="24"/>
+          <w:lang w:val="de-DE"/>
+        </w:rPr>
+      </w:pPr>
+      <w:r>
+        <w:rPr>
+          <w:b/>
+          <w:bCs/>
+          <w:sz w:val="24"/>
+          <w:szCs w:val="24"/>
+          <w:lang w:val="de-DE"/>
+        </w:rPr>
+        <w:t>Studenten:</w:t>
+      </w:r>
+      <w:r>
+        <w:rPr>
+          <w:sz w:val="24"/>
+          <w:szCs w:val="24"/>
+          <w:lang w:val="de-DE"/>
+        </w:rPr>
+        <w:t xml:space="preserve"> </w:t>
+      </w:r>
+      <w:r>
+        <w:rPr>
+          <w:sz w:val="24"/>
+          <w:szCs w:val="24"/>
+          <w:lang w:val="de-DE"/>
+        </w:rPr>
+        <w:tab/>
+        <w:t xml:space="preserve">Matthias Neitsch und Kyrylo Kozhemiakin </w:t>
+      </w:r>
+    </w:p>
+    <w:p>
+      <w:pPr>
+        <w:spacing w:after="0"/>
+        <w:rPr>
+          <w:sz w:val="24"/>
+          <w:szCs w:val="24"/>
+          <w:lang w:val="de-DE"/>
+        </w:rPr>
+      </w:pPr>
+      <w:r>
+        <w:rPr>
+          <w:b/>
+          <w:bCs/>
+          <w:sz w:val="24"/>
+          <w:szCs w:val="24"/>
+          <w:lang w:val="de-DE"/>
+        </w:rPr>
+        <w:t>Semester:</w:t>
+      </w:r>
+      <w:r>
+        <w:rPr>
+          <w:b/>
+          <w:bCs/>
+          <w:sz w:val="24"/>
+          <w:szCs w:val="24"/>
+          <w:lang w:val="de-DE"/>
+        </w:rPr>
+        <w:tab/>
+      </w:r>
+      <w:r>
+        <w:rPr>
+          <w:sz w:val="24"/>
+          <w:szCs w:val="24"/>
+          <w:lang w:val="de-DE"/>
+        </w:rPr>
+        <w:t>5. Semester</w:t>
+      </w:r>
+      <w:r>
+        <w:rPr>
+          <w:sz w:val="24"/>
+          <w:szCs w:val="24"/>
+          <w:lang w:val="de-DE"/>
+        </w:rPr>
+        <w:t xml:space="preserve"> (</w:t>
+      </w:r>
+      <w:r>
+        <w:rPr>
+          <w:sz w:val="24"/>
+          <w:szCs w:val="24"/>
+          <w:lang w:val="de-DE"/>
+        </w:rPr>
+        <w:t>Medieninformatik</w:t>
+      </w:r>
+      <w:r>
+        <w:rPr>
+          <w:sz w:val="24"/>
+          <w:szCs w:val="24"/>
+          <w:lang w:val="de-DE"/>
+        </w:rPr>
+        <w:t>)</w:t>
+      </w:r>
+    </w:p>
+    <w:p>
+      <w:pPr>
+        <w:spacing w:after="0"/>
+        <w:rPr>
+          <w:sz w:val="24"/>
+          <w:szCs w:val="24"/>
+          <w:lang w:val="de-DE"/>
+        </w:rPr>
+      </w:pPr>
+      <w:r>
+        <w:rPr>
+          <w:b/>
+          <w:bCs/>
+          <w:sz w:val="24"/>
+          <w:szCs w:val="24"/>
+          <w:lang w:val="de-DE"/>
+        </w:rPr>
+        <w:t>Modul:</w:t>
+      </w:r>
+      <w:r>
+        <w:rPr>
+          <w:sz w:val="24"/>
+          <w:szCs w:val="24"/>
+          <w:lang w:val="de-DE"/>
+        </w:rPr>
+        <w:t xml:space="preserve"> </w:t>
+      </w:r>
+      <w:r>
+        <w:rPr>
+          <w:sz w:val="24"/>
+          <w:szCs w:val="24"/>
+          <w:lang w:val="de-DE"/>
+        </w:rPr>
+        <w:tab/>
+        <w:t>Beleuchtung &amp; Rendering (Prof. Block-Berlitz)</w:t>
+      </w:r>
+    </w:p>
+    <w:p>
+      <w:pPr>
+        <w:jc w:val="both"/>
         <w:rPr>
           <w:b/>
           <w:bCs/>
@@ -21,19 +256,6 @@
           <w:szCs w:val="36"/>
           <w:lang w:val="de-DE"/>
         </w:rPr>
-        <w:t>Projektdokumentation Autumnclicker</w:t>
-      </w:r>
-    </w:p>
-    <w:p>
-      <w:pPr>
-        <w:jc w:val="both"/>
-        <w:rPr>
-          <w:b/>
-          <w:bCs/>
-          <w:sz w:val="36"/>
-          <w:szCs w:val="36"/>
-          <w:lang w:val="de-DE"/>
-        </w:rPr>
       </w:pPr>
     </w:p>
     <w:p>
@@ -44,6 +266,7 @@
           <w:bCs/>
           <w:sz w:val="28"/>
           <w:szCs w:val="28"/>
+          <w:u w:val="single"/>
           <w:lang w:val="de-DE"/>
         </w:rPr>
       </w:pPr>
@@ -53,6 +276,7 @@
           <w:bCs/>
           <w:sz w:val="28"/>
           <w:szCs w:val="28"/>
+          <w:u w:val="single"/>
           <w:lang w:val="de-DE"/>
         </w:rPr>
         <w:t>Idee und Zielsetzung</w:t>
@@ -81,7 +305,25 @@
           <w:szCs w:val="24"/>
           <w:lang w:val="de-DE"/>
         </w:rPr>
-        <w:t xml:space="preserve">ar es, ein Clicker-Spiel zu machen, bei dem es darum geht, Blätter von Bäumen zu pusten und dadurch Punkte zu verdienen, </w:t>
+        <w:t xml:space="preserve">ar es, ein </w:t>
+      </w:r>
+      <w:proofErr w:type="spellStart"/>
+      <w:r>
+        <w:rPr>
+          <w:sz w:val="24"/>
+          <w:szCs w:val="24"/>
+          <w:lang w:val="de-DE"/>
+        </w:rPr>
+        <w:t>Clicker</w:t>
+      </w:r>
+      <w:proofErr w:type="spellEnd"/>
+      <w:r>
+        <w:rPr>
+          <w:sz w:val="24"/>
+          <w:szCs w:val="24"/>
+          <w:lang w:val="de-DE"/>
+        </w:rPr>
+        <w:t xml:space="preserve">-Spiel zu machen, bei dem es darum geht, Blätter von Bäumen zu pusten und dadurch Punkte zu verdienen, </w:t>
       </w:r>
       <w:r>
         <w:rPr>
@@ -118,6 +360,7 @@
           <w:bCs/>
           <w:sz w:val="28"/>
           <w:szCs w:val="28"/>
+          <w:u w:val="single"/>
           <w:lang w:val="de-DE"/>
         </w:rPr>
       </w:pPr>
@@ -127,6 +370,7 @@
           <w:bCs/>
           <w:sz w:val="28"/>
           <w:szCs w:val="28"/>
+          <w:u w:val="single"/>
           <w:lang w:val="de-DE"/>
         </w:rPr>
         <w:t>Spielablauf</w:t>
@@ -147,8 +391,18 @@
           <w:szCs w:val="24"/>
           <w:lang w:val="de-DE"/>
         </w:rPr>
-        <w:t>Man startet in einem Hauptmenü, in welchem man das Spiel entweder Beenden oder Starten kann. Wenn man es Beendet</w:t>
-      </w:r>
+        <w:t xml:space="preserve">Man startet in einem Hauptmenü, in welchem man das Spiel entweder Beenden oder Starten kann. Wenn man es </w:t>
+      </w:r>
+      <w:proofErr w:type="gramStart"/>
+      <w:r>
+        <w:rPr>
+          <w:sz w:val="24"/>
+          <w:szCs w:val="24"/>
+          <w:lang w:val="de-DE"/>
+        </w:rPr>
+        <w:t>Beendet</w:t>
+      </w:r>
+      <w:proofErr w:type="gramEnd"/>
       <w:r>
         <w:rPr>
           <w:sz w:val="24"/>
@@ -227,7 +481,25 @@
           <w:szCs w:val="24"/>
           <w:lang w:val="de-DE"/>
         </w:rPr>
-        <w:t xml:space="preserve"> kann man die Menge der Blätter erhöhen, die in einem Spawnzyklus erscheinen</w:t>
+        <w:t xml:space="preserve"> kann man die Menge der Blätter erhöhen, die in einem </w:t>
+      </w:r>
+      <w:proofErr w:type="spellStart"/>
+      <w:r>
+        <w:rPr>
+          <w:sz w:val="24"/>
+          <w:szCs w:val="24"/>
+          <w:lang w:val="de-DE"/>
+        </w:rPr>
+        <w:t>Spawnzyklus</w:t>
+      </w:r>
+      <w:proofErr w:type="spellEnd"/>
+      <w:r>
+        <w:rPr>
+          <w:sz w:val="24"/>
+          <w:szCs w:val="24"/>
+          <w:lang w:val="de-DE"/>
+        </w:rPr>
+        <w:t xml:space="preserve"> erscheinen</w:t>
       </w:r>
       <w:r>
         <w:rPr>
@@ -336,6 +608,7 @@
           <w:bCs/>
           <w:sz w:val="28"/>
           <w:szCs w:val="28"/>
+          <w:u w:val="single"/>
           <w:lang w:val="de-DE"/>
         </w:rPr>
       </w:pPr>
@@ -345,6 +618,7 @@
           <w:bCs/>
           <w:sz w:val="28"/>
           <w:szCs w:val="28"/>
+          <w:u w:val="single"/>
           <w:lang w:val="de-DE"/>
         </w:rPr>
         <w:t>Umsetzung</w:t>
@@ -365,10 +639,22 @@
           <w:szCs w:val="24"/>
           <w:lang w:val="de-DE"/>
         </w:rPr>
-        <w:t>Die Umsetzung fand in Unity</w:t>
-      </w:r>
-      <w:r>
-        <w:rPr>
+        <w:t xml:space="preserve">Die Umsetzung fand in </w:t>
+      </w:r>
+      <w:r>
+        <w:rPr>
+          <w:b/>
+          <w:bCs/>
+          <w:sz w:val="24"/>
+          <w:szCs w:val="24"/>
+          <w:lang w:val="de-DE"/>
+        </w:rPr>
+        <w:t>Unity</w:t>
+      </w:r>
+      <w:r>
+        <w:rPr>
+          <w:b/>
+          <w:bCs/>
           <w:sz w:val="24"/>
           <w:szCs w:val="24"/>
           <w:lang w:val="de-DE"/>
@@ -389,10 +675,22 @@
           <w:szCs w:val="24"/>
           <w:lang w:val="de-DE"/>
         </w:rPr>
-        <w:t>als 2D</w:t>
-      </w:r>
-      <w:r>
-        <w:rPr>
+        <w:t xml:space="preserve">als </w:t>
+      </w:r>
+      <w:r>
+        <w:rPr>
+          <w:b/>
+          <w:bCs/>
+          <w:sz w:val="24"/>
+          <w:szCs w:val="24"/>
+          <w:lang w:val="de-DE"/>
+        </w:rPr>
+        <w:t>2D</w:t>
+      </w:r>
+      <w:r>
+        <w:rPr>
+          <w:b/>
+          <w:bCs/>
           <w:sz w:val="24"/>
           <w:szCs w:val="24"/>
           <w:lang w:val="de-DE"/>
@@ -401,6 +699,8 @@
       </w:r>
       <w:r>
         <w:rPr>
+          <w:b/>
+          <w:bCs/>
           <w:sz w:val="24"/>
           <w:szCs w:val="24"/>
           <w:lang w:val="de-DE"/>
@@ -429,7 +729,25 @@
           <w:szCs w:val="24"/>
           <w:lang w:val="de-DE"/>
         </w:rPr>
-        <w:t xml:space="preserve">und C# </w:t>
+        <w:t xml:space="preserve">und </w:t>
+      </w:r>
+      <w:r>
+        <w:rPr>
+          <w:b/>
+          <w:bCs/>
+          <w:sz w:val="24"/>
+          <w:szCs w:val="24"/>
+          <w:lang w:val="de-DE"/>
+        </w:rPr>
+        <w:t>C#</w:t>
+      </w:r>
+      <w:r>
+        <w:rPr>
+          <w:sz w:val="24"/>
+          <w:szCs w:val="24"/>
+          <w:lang w:val="de-DE"/>
+        </w:rPr>
+        <w:t xml:space="preserve"> </w:t>
       </w:r>
       <w:r>
         <w:rPr>
@@ -461,7 +779,25 @@
           <w:szCs w:val="24"/>
           <w:lang w:val="de-DE"/>
         </w:rPr>
-        <w:t xml:space="preserve">in GitHub </w:t>
+        <w:t xml:space="preserve">in </w:t>
+      </w:r>
+      <w:r>
+        <w:rPr>
+          <w:b/>
+          <w:bCs/>
+          <w:sz w:val="24"/>
+          <w:szCs w:val="24"/>
+          <w:lang w:val="de-DE"/>
+        </w:rPr>
+        <w:t>GitHub</w:t>
+      </w:r>
+      <w:r>
+        <w:rPr>
+          <w:sz w:val="24"/>
+          <w:szCs w:val="24"/>
+          <w:lang w:val="de-DE"/>
+        </w:rPr>
+        <w:t xml:space="preserve"> </w:t>
       </w:r>
       <w:r>
         <w:rPr>
@@ -477,7 +813,25 @@
           <w:szCs w:val="24"/>
           <w:lang w:val="de-DE"/>
         </w:rPr>
-        <w:t>und der Code-Editor unserer Wahl war Visual Studio 2022.</w:t>
+        <w:t xml:space="preserve">und der Code-Editor unserer Wahl war </w:t>
+      </w:r>
+      <w:r>
+        <w:rPr>
+          <w:b/>
+          <w:bCs/>
+          <w:sz w:val="24"/>
+          <w:szCs w:val="24"/>
+          <w:lang w:val="de-DE"/>
+        </w:rPr>
+        <w:t>Visual Studio 2022</w:t>
+      </w:r>
+      <w:r>
+        <w:rPr>
+          <w:sz w:val="24"/>
+          <w:szCs w:val="24"/>
+          <w:lang w:val="de-DE"/>
+        </w:rPr>
+        <w:t>.</w:t>
       </w:r>
       <w:r>
         <w:rPr>
@@ -550,23 +904,6 @@
           <w:lang w:val="de-DE"/>
         </w:rPr>
         <w:t>können, allerdings reicht es für simple Textdateien aus und für wichtige Übertragungen von Dateien nutzen wir sowieso GitHub.</w:t>
-      </w:r>
-    </w:p>
-    <w:p>
-      <w:pPr>
-        <w:rPr>
-          <w:sz w:val="24"/>
-          <w:szCs w:val="24"/>
-          <w:lang w:val="de-DE"/>
-        </w:rPr>
-      </w:pPr>
-      <w:r>
-        <w:rPr>
-          <w:sz w:val="24"/>
-          <w:szCs w:val="24"/>
-          <w:lang w:val="de-DE"/>
-        </w:rPr>
-        <w:br w:type="page"/>
       </w:r>
     </w:p>
     <w:p>
@@ -577,6 +914,7 @@
           <w:bCs/>
           <w:sz w:val="28"/>
           <w:szCs w:val="28"/>
+          <w:u w:val="single"/>
           <w:lang w:val="de-DE"/>
         </w:rPr>
       </w:pPr>
@@ -586,6 +924,7 @@
           <w:bCs/>
           <w:sz w:val="28"/>
           <w:szCs w:val="28"/>
+          <w:u w:val="single"/>
           <w:lang w:val="de-DE"/>
         </w:rPr>
         <w:lastRenderedPageBreak/>
@@ -635,23 +974,123 @@
           <w:szCs w:val="24"/>
           <w:lang w:val="de-DE"/>
         </w:rPr>
-        <w:t>Alle hatten den Typ GameObject</w:t>
-      </w:r>
-      <w:r>
-        <w:rPr>
-          <w:sz w:val="24"/>
-          <w:szCs w:val="24"/>
-          <w:lang w:val="de-DE"/>
-        </w:rPr>
-        <w:t xml:space="preserve"> und eine SpriteRenderer-Komponente, in die die Bilder gelegt wurden. </w:t>
-      </w:r>
-      <w:r>
-        <w:rPr>
-          <w:sz w:val="24"/>
-          <w:szCs w:val="24"/>
-          <w:lang w:val="de-DE"/>
-        </w:rPr>
-        <w:t>Der Boden und das Blatt bekamen außerdem noch Rigidbody2D-Komponenten und eine Circle-Collider2D-Komponente bzw. eine Box-Collider2D- Komponente</w:t>
+        <w:t xml:space="preserve">Alle hatten den Typ </w:t>
+      </w:r>
+      <w:proofErr w:type="spellStart"/>
+      <w:r>
+        <w:rPr>
+          <w:b/>
+          <w:bCs/>
+          <w:i/>
+          <w:iCs/>
+          <w:sz w:val="24"/>
+          <w:szCs w:val="24"/>
+          <w:lang w:val="de-DE"/>
+        </w:rPr>
+        <w:t>GameObject</w:t>
+      </w:r>
+      <w:proofErr w:type="spellEnd"/>
+      <w:r>
+        <w:rPr>
+          <w:sz w:val="24"/>
+          <w:szCs w:val="24"/>
+          <w:lang w:val="de-DE"/>
+        </w:rPr>
+        <w:t xml:space="preserve"> und eine </w:t>
+      </w:r>
+      <w:proofErr w:type="spellStart"/>
+      <w:r>
+        <w:rPr>
+          <w:b/>
+          <w:bCs/>
+          <w:i/>
+          <w:iCs/>
+          <w:sz w:val="24"/>
+          <w:szCs w:val="24"/>
+          <w:lang w:val="de-DE"/>
+        </w:rPr>
+        <w:t>SpriteRenderer</w:t>
+      </w:r>
+      <w:proofErr w:type="spellEnd"/>
+      <w:r>
+        <w:rPr>
+          <w:b/>
+          <w:bCs/>
+          <w:i/>
+          <w:iCs/>
+          <w:sz w:val="24"/>
+          <w:szCs w:val="24"/>
+          <w:lang w:val="de-DE"/>
+        </w:rPr>
+        <w:t>-Komponente</w:t>
+      </w:r>
+      <w:r>
+        <w:rPr>
+          <w:sz w:val="24"/>
+          <w:szCs w:val="24"/>
+          <w:lang w:val="de-DE"/>
+        </w:rPr>
+        <w:t xml:space="preserve">, in die die Bilder gelegt wurden. </w:t>
+      </w:r>
+      <w:r>
+        <w:rPr>
+          <w:sz w:val="24"/>
+          <w:szCs w:val="24"/>
+          <w:lang w:val="de-DE"/>
+        </w:rPr>
+        <w:t xml:space="preserve">Der Boden und das Blatt bekamen außerdem noch </w:t>
+      </w:r>
+      <w:r>
+        <w:rPr>
+          <w:b/>
+          <w:bCs/>
+          <w:i/>
+          <w:iCs/>
+          <w:sz w:val="24"/>
+          <w:szCs w:val="24"/>
+          <w:lang w:val="de-DE"/>
+        </w:rPr>
+        <w:t>Rigidbody2D-Komponenten</w:t>
+      </w:r>
+      <w:r>
+        <w:rPr>
+          <w:sz w:val="24"/>
+          <w:szCs w:val="24"/>
+          <w:lang w:val="de-DE"/>
+        </w:rPr>
+        <w:t xml:space="preserve"> und eine </w:t>
+      </w:r>
+      <w:r>
+        <w:rPr>
+          <w:b/>
+          <w:bCs/>
+          <w:i/>
+          <w:iCs/>
+          <w:sz w:val="24"/>
+          <w:szCs w:val="24"/>
+          <w:lang w:val="de-DE"/>
+        </w:rPr>
+        <w:t>Circle-Collider2D-Komponente</w:t>
+      </w:r>
+      <w:r>
+        <w:rPr>
+          <w:sz w:val="24"/>
+          <w:szCs w:val="24"/>
+          <w:lang w:val="de-DE"/>
+        </w:rPr>
+        <w:t xml:space="preserve"> bzw. eine </w:t>
+      </w:r>
+      <w:r>
+        <w:rPr>
+          <w:b/>
+          <w:bCs/>
+          <w:i/>
+          <w:iCs/>
+          <w:sz w:val="24"/>
+          <w:szCs w:val="24"/>
+          <w:lang w:val="de-DE"/>
+        </w:rPr>
+        <w:t>Box-Collider2D- Komponente</w:t>
       </w:r>
       <w:r>
         <w:rPr>
@@ -739,7 +1178,95 @@
           <w:szCs w:val="24"/>
           <w:lang w:val="de-DE"/>
         </w:rPr>
-        <w:t>das Blatt als Prefab und die Instantiate-Funktion genutzt. Dabei wurde darauf geachtet, dass die Menge der zu spawnenden Blätter anpassbar ist, wofür die spawnAmount-Variable genutzt wurde.</w:t>
+        <w:t xml:space="preserve">das Blatt als </w:t>
+      </w:r>
+      <w:proofErr w:type="spellStart"/>
+      <w:r>
+        <w:rPr>
+          <w:b/>
+          <w:bCs/>
+          <w:sz w:val="24"/>
+          <w:szCs w:val="24"/>
+          <w:lang w:val="de-DE"/>
+        </w:rPr>
+        <w:t>Prefab</w:t>
+      </w:r>
+      <w:proofErr w:type="spellEnd"/>
+      <w:r>
+        <w:rPr>
+          <w:sz w:val="24"/>
+          <w:szCs w:val="24"/>
+          <w:lang w:val="de-DE"/>
+        </w:rPr>
+        <w:t xml:space="preserve"> und die </w:t>
+      </w:r>
+      <w:proofErr w:type="spellStart"/>
+      <w:r>
+        <w:rPr>
+          <w:sz w:val="24"/>
+          <w:szCs w:val="24"/>
+          <w:lang w:val="de-DE"/>
+        </w:rPr>
+        <w:t>Instantiate</w:t>
+      </w:r>
+      <w:proofErr w:type="spellEnd"/>
+      <w:r>
+        <w:rPr>
+          <w:sz w:val="24"/>
+          <w:szCs w:val="24"/>
+          <w:lang w:val="de-DE"/>
+        </w:rPr>
+        <w:t xml:space="preserve">-Funktion genutzt. Dabei wurde darauf geachtet, dass die Menge der </w:t>
+      </w:r>
+      <w:r>
+        <w:rPr>
+          <w:sz w:val="24"/>
+          <w:szCs w:val="24"/>
+          <w:lang w:val="de-DE"/>
+        </w:rPr>
+        <w:t>zu spawnende Blätter</w:t>
+      </w:r>
+      <w:r>
+        <w:rPr>
+          <w:sz w:val="24"/>
+          <w:szCs w:val="24"/>
+          <w:lang w:val="de-DE"/>
+        </w:rPr>
+        <w:t xml:space="preserve"> anpassbar ist, wofür die </w:t>
+      </w:r>
+      <w:proofErr w:type="spellStart"/>
+      <w:r>
+        <w:rPr>
+          <w:b/>
+          <w:bCs/>
+          <w:i/>
+          <w:iCs/>
+          <w:sz w:val="24"/>
+          <w:szCs w:val="24"/>
+          <w:lang w:val="de-DE"/>
+        </w:rPr>
+        <w:t>spawnAmount</w:t>
+      </w:r>
+      <w:proofErr w:type="spellEnd"/>
+      <w:r>
+        <w:rPr>
+          <w:b/>
+          <w:bCs/>
+          <w:i/>
+          <w:iCs/>
+          <w:sz w:val="24"/>
+          <w:szCs w:val="24"/>
+          <w:lang w:val="de-DE"/>
+        </w:rPr>
+        <w:t>-Variable</w:t>
+      </w:r>
+      <w:r>
+        <w:rPr>
+          <w:sz w:val="24"/>
+          <w:szCs w:val="24"/>
+          <w:lang w:val="de-DE"/>
+        </w:rPr>
+        <w:t xml:space="preserve"> genutzt wurde.</w:t>
       </w:r>
       <w:r>
         <w:rPr>
@@ -763,7 +1290,54 @@
           <w:szCs w:val="24"/>
           <w:lang w:val="de-DE"/>
         </w:rPr>
-        <w:t xml:space="preserve">die Gravitation weggenommen, da es ja an dem </w:t>
+        <w:t xml:space="preserve">die </w:t>
+      </w:r>
+      <w:proofErr w:type="spellStart"/>
+      <w:r>
+        <w:rPr>
+          <w:b/>
+          <w:bCs/>
+          <w:i/>
+          <w:iCs/>
+          <w:sz w:val="24"/>
+          <w:szCs w:val="24"/>
+          <w:lang w:val="de-DE"/>
+        </w:rPr>
+        <w:t>gravityScale</w:t>
+      </w:r>
+      <w:proofErr w:type="spellEnd"/>
+      <w:r>
+        <w:rPr>
+          <w:b/>
+          <w:bCs/>
+          <w:i/>
+          <w:iCs/>
+          <w:sz w:val="24"/>
+          <w:szCs w:val="24"/>
+          <w:lang w:val="de-DE"/>
+        </w:rPr>
+        <w:t xml:space="preserve"> = </w:t>
+      </w:r>
+      <w:r>
+        <w:rPr>
+          <w:b/>
+          <w:bCs/>
+          <w:i/>
+          <w:iCs/>
+          <w:sz w:val="24"/>
+          <w:szCs w:val="24"/>
+          <w:highlight w:val="lightGray"/>
+          <w:lang w:val="de-DE"/>
+        </w:rPr>
+        <w:t>0</w:t>
+      </w:r>
+      <w:r>
+        <w:rPr>
+          <w:sz w:val="24"/>
+          <w:szCs w:val="24"/>
+          <w:lang w:val="de-DE"/>
+        </w:rPr>
+        <w:t xml:space="preserve">, da es ja an dem </w:t>
       </w:r>
       <w:r>
         <w:rPr>
@@ -795,7 +1369,29 @@
           <w:szCs w:val="24"/>
           <w:lang w:val="de-DE"/>
         </w:rPr>
-        <w:t xml:space="preserve">Sollte der Klick innerhalb der angegebenen Größe der Variable fallRadius sein wird die Gravitation aktiviert. Außerdem </w:t>
+        <w:t xml:space="preserve">Sollte der Klick innerhalb der angegebenen Größe der Variable </w:t>
+      </w:r>
+      <w:proofErr w:type="spellStart"/>
+      <w:r>
+        <w:rPr>
+          <w:b/>
+          <w:bCs/>
+          <w:i/>
+          <w:iCs/>
+          <w:sz w:val="24"/>
+          <w:szCs w:val="24"/>
+          <w:lang w:val="de-DE"/>
+        </w:rPr>
+        <w:t>fallRadius</w:t>
+      </w:r>
+      <w:proofErr w:type="spellEnd"/>
+      <w:r>
+        <w:rPr>
+          <w:sz w:val="24"/>
+          <w:szCs w:val="24"/>
+          <w:lang w:val="de-DE"/>
+        </w:rPr>
+        <w:t xml:space="preserve"> sein wird die Gravitation aktiviert. Außerdem </w:t>
       </w:r>
       <w:r>
         <w:rPr>
@@ -884,7 +1480,29 @@
           <w:szCs w:val="24"/>
           <w:lang w:val="de-DE"/>
         </w:rPr>
-        <w:t xml:space="preserve">Für den Soundtrack mit den entspannenden Vögeln wird eine AudioSource verwendet, die beim Start des Spiels anfängt, zu spielen. Wir fanden, dass Vogelzwitschern sehr entspannend wirkt und besser zu einem </w:t>
+        <w:t xml:space="preserve">Für den Soundtrack mit den entspannenden Vögeln wird eine </w:t>
+      </w:r>
+      <w:proofErr w:type="spellStart"/>
+      <w:r>
+        <w:rPr>
+          <w:b/>
+          <w:bCs/>
+          <w:i/>
+          <w:iCs/>
+          <w:sz w:val="24"/>
+          <w:szCs w:val="24"/>
+          <w:lang w:val="de-DE"/>
+        </w:rPr>
+        <w:t>AudioSource</w:t>
+      </w:r>
+      <w:proofErr w:type="spellEnd"/>
+      <w:r>
+        <w:rPr>
+          <w:sz w:val="24"/>
+          <w:szCs w:val="24"/>
+          <w:lang w:val="de-DE"/>
+        </w:rPr>
+        <w:t xml:space="preserve"> verwendet, die beim Start des Spiels anfängt, zu spielen. Wir fanden, dass Vogelzwitschern sehr entspannend wirkt und besser zu einem </w:t>
       </w:r>
       <w:r>
         <w:rPr>
@@ -932,25 +1550,145 @@
           <w:szCs w:val="24"/>
           <w:lang w:val="de-DE"/>
         </w:rPr>
-        <w:t>Auch die Musik wird durch fading eingeblendet.</w:t>
-      </w:r>
-    </w:p>
-    <w:p>
-      <w:pPr>
-        <w:jc w:val="both"/>
-        <w:rPr>
-          <w:sz w:val="24"/>
-          <w:szCs w:val="24"/>
-          <w:lang w:val="de-DE"/>
-        </w:rPr>
-      </w:pPr>
-      <w:r>
-        <w:rPr>
-          <w:sz w:val="24"/>
-          <w:szCs w:val="24"/>
-          <w:lang w:val="de-DE"/>
-        </w:rPr>
-        <w:t>Für die Animationen Wurde jeweils eine Eigene Datei angelegt. Bei dem Windgust wird eine Coroutine gestartet, bei welcher der WindGust vergrößert</w:t>
+        <w:t xml:space="preserve">Auch die Musik wird durch </w:t>
+      </w:r>
+      <w:proofErr w:type="spellStart"/>
+      <w:r>
+        <w:rPr>
+          <w:b/>
+          <w:bCs/>
+          <w:i/>
+          <w:iCs/>
+          <w:sz w:val="24"/>
+          <w:szCs w:val="24"/>
+          <w:lang w:val="de-DE"/>
+        </w:rPr>
+        <w:t>fading</w:t>
+      </w:r>
+      <w:proofErr w:type="spellEnd"/>
+      <w:r>
+        <w:rPr>
+          <w:sz w:val="24"/>
+          <w:szCs w:val="24"/>
+          <w:lang w:val="de-DE"/>
+        </w:rPr>
+        <w:t xml:space="preserve"> eingeblendet.</w:t>
+      </w:r>
+    </w:p>
+    <w:p>
+      <w:pPr>
+        <w:jc w:val="both"/>
+        <w:rPr>
+          <w:sz w:val="24"/>
+          <w:szCs w:val="24"/>
+          <w:lang w:val="de-DE"/>
+        </w:rPr>
+      </w:pPr>
+      <w:r>
+        <w:rPr>
+          <w:sz w:val="24"/>
+          <w:szCs w:val="24"/>
+          <w:lang w:val="de-DE"/>
+        </w:rPr>
+        <w:t xml:space="preserve">Für die Animationen </w:t>
+      </w:r>
+      <w:r>
+        <w:rPr>
+          <w:sz w:val="24"/>
+          <w:szCs w:val="24"/>
+          <w:lang w:val="de-DE"/>
+        </w:rPr>
+        <w:t>wurde</w:t>
+      </w:r>
+      <w:r>
+        <w:rPr>
+          <w:sz w:val="24"/>
+          <w:szCs w:val="24"/>
+          <w:lang w:val="de-DE"/>
+        </w:rPr>
+        <w:t xml:space="preserve"> jeweils eine Eigene Datei angelegt. Bei dem </w:t>
+      </w:r>
+      <w:proofErr w:type="spellStart"/>
+      <w:r>
+        <w:rPr>
+          <w:b/>
+          <w:bCs/>
+          <w:i/>
+          <w:iCs/>
+          <w:sz w:val="24"/>
+          <w:szCs w:val="24"/>
+          <w:lang w:val="de-DE"/>
+        </w:rPr>
+        <w:t>Wind</w:t>
+      </w:r>
+      <w:r>
+        <w:rPr>
+          <w:b/>
+          <w:bCs/>
+          <w:i/>
+          <w:iCs/>
+          <w:sz w:val="24"/>
+          <w:szCs w:val="24"/>
+          <w:lang w:val="de-DE"/>
+        </w:rPr>
+        <w:t>G</w:t>
+      </w:r>
+      <w:r>
+        <w:rPr>
+          <w:b/>
+          <w:bCs/>
+          <w:i/>
+          <w:iCs/>
+          <w:sz w:val="24"/>
+          <w:szCs w:val="24"/>
+          <w:lang w:val="de-DE"/>
+        </w:rPr>
+        <w:t>ust</w:t>
+      </w:r>
+      <w:proofErr w:type="spellEnd"/>
+      <w:r>
+        <w:rPr>
+          <w:sz w:val="24"/>
+          <w:szCs w:val="24"/>
+          <w:lang w:val="de-DE"/>
+        </w:rPr>
+        <w:t xml:space="preserve"> wird eine </w:t>
+      </w:r>
+      <w:proofErr w:type="spellStart"/>
+      <w:r>
+        <w:rPr>
+          <w:sz w:val="24"/>
+          <w:szCs w:val="24"/>
+          <w:lang w:val="de-DE"/>
+        </w:rPr>
+        <w:t>Coroutine</w:t>
+      </w:r>
+      <w:proofErr w:type="spellEnd"/>
+      <w:r>
+        <w:rPr>
+          <w:sz w:val="24"/>
+          <w:szCs w:val="24"/>
+          <w:lang w:val="de-DE"/>
+        </w:rPr>
+        <w:t xml:space="preserve"> gestartet, bei welcher der </w:t>
+      </w:r>
+      <w:proofErr w:type="spellStart"/>
+      <w:r>
+        <w:rPr>
+          <w:sz w:val="24"/>
+          <w:szCs w:val="24"/>
+          <w:lang w:val="de-DE"/>
+        </w:rPr>
+        <w:t>WindGust</w:t>
+      </w:r>
+      <w:proofErr w:type="spellEnd"/>
+      <w:r>
+        <w:rPr>
+          <w:sz w:val="24"/>
+          <w:szCs w:val="24"/>
+          <w:lang w:val="de-DE"/>
+        </w:rPr>
+        <w:t xml:space="preserve"> vergrößert</w:t>
       </w:r>
       <w:r>
         <w:rPr>
@@ -966,6 +1704,146 @@
           <w:szCs w:val="24"/>
           <w:lang w:val="de-DE"/>
         </w:rPr>
+        <w:t xml:space="preserve"> (linear </w:t>
+      </w:r>
+      <w:proofErr w:type="gramStart"/>
+      <w:r>
+        <w:rPr>
+          <w:sz w:val="24"/>
+          <w:szCs w:val="24"/>
+          <w:lang w:val="de-DE"/>
+        </w:rPr>
+        <w:t>Interpoliert</w:t>
+      </w:r>
+      <w:proofErr w:type="gramEnd"/>
+      <w:r>
+        <w:rPr>
+          <w:sz w:val="24"/>
+          <w:szCs w:val="24"/>
+          <w:lang w:val="de-DE"/>
+        </w:rPr>
+        <w:t xml:space="preserve"> zwischen 0,2 und 1,2). Danach wird das dem </w:t>
+      </w:r>
+      <w:proofErr w:type="spellStart"/>
+      <w:r>
+        <w:rPr>
+          <w:sz w:val="24"/>
+          <w:szCs w:val="24"/>
+          <w:lang w:val="de-DE"/>
+        </w:rPr>
+        <w:t>WindGust</w:t>
+      </w:r>
+      <w:proofErr w:type="spellEnd"/>
+      <w:r>
+        <w:rPr>
+          <w:sz w:val="24"/>
+          <w:szCs w:val="24"/>
+          <w:lang w:val="de-DE"/>
+        </w:rPr>
+        <w:t xml:space="preserve"> zugehörige </w:t>
+      </w:r>
+      <w:proofErr w:type="spellStart"/>
+      <w:r>
+        <w:rPr>
+          <w:b/>
+          <w:bCs/>
+          <w:i/>
+          <w:iCs/>
+          <w:sz w:val="24"/>
+          <w:szCs w:val="24"/>
+          <w:lang w:val="de-DE"/>
+        </w:rPr>
+        <w:t>gameObject</w:t>
+      </w:r>
+      <w:proofErr w:type="spellEnd"/>
+      <w:r>
+        <w:rPr>
+          <w:sz w:val="24"/>
+          <w:szCs w:val="24"/>
+          <w:lang w:val="de-DE"/>
+        </w:rPr>
+        <w:t xml:space="preserve"> wieder zerstört und der </w:t>
+      </w:r>
+      <w:proofErr w:type="spellStart"/>
+      <w:r>
+        <w:rPr>
+          <w:sz w:val="24"/>
+          <w:szCs w:val="24"/>
+          <w:lang w:val="de-DE"/>
+        </w:rPr>
+        <w:t>WindGust</w:t>
+      </w:r>
+      <w:proofErr w:type="spellEnd"/>
+      <w:r>
+        <w:rPr>
+          <w:sz w:val="24"/>
+          <w:szCs w:val="24"/>
+          <w:lang w:val="de-DE"/>
+        </w:rPr>
+        <w:t xml:space="preserve"> verschwindet wieder.</w:t>
+      </w:r>
+    </w:p>
+    <w:p>
+      <w:pPr>
+        <w:jc w:val="both"/>
+        <w:rPr>
+          <w:sz w:val="24"/>
+          <w:szCs w:val="24"/>
+          <w:lang w:val="de-DE"/>
+        </w:rPr>
+      </w:pPr>
+    </w:p>
+    <w:p>
+      <w:pPr>
+        <w:jc w:val="both"/>
+        <w:rPr>
+          <w:sz w:val="24"/>
+          <w:szCs w:val="24"/>
+          <w:u w:val="single"/>
+          <w:lang w:val="de-DE"/>
+        </w:rPr>
+      </w:pPr>
+      <w:r>
+        <w:rPr>
+          <w:sz w:val="24"/>
+          <w:szCs w:val="24"/>
+          <w:u w:val="single"/>
+          <w:lang w:val="de-DE"/>
+        </w:rPr>
+        <w:t>Upgrades</w:t>
+      </w:r>
+    </w:p>
+    <w:p>
+      <w:pPr>
+        <w:jc w:val="both"/>
+        <w:rPr>
+          <w:sz w:val="24"/>
+          <w:szCs w:val="24"/>
+          <w:lang w:val="de-DE"/>
+        </w:rPr>
+      </w:pPr>
+      <w:r>
+        <w:rPr>
+          <w:sz w:val="24"/>
+          <w:szCs w:val="24"/>
+          <w:lang w:val="de-DE"/>
+        </w:rPr>
+        <w:t>Für die Upgrades wurden zwei Buttons angelegt. Der Erste Button gibt einem die Möglichkeit, mehr Blätter spawnen zu lassen. Das Upgrade kostet 10 Blätter</w:t>
+      </w:r>
+      <w:r>
+        <w:rPr>
+          <w:sz w:val="24"/>
+          <w:szCs w:val="24"/>
+          <w:lang w:val="de-DE"/>
+        </w:rPr>
+        <w:t>,</w:t>
+      </w:r>
+      <w:r>
+        <w:rPr>
+          <w:sz w:val="24"/>
+          <w:szCs w:val="24"/>
+          <w:lang w:val="de-DE"/>
+        </w:rPr>
         <w:t xml:space="preserve"> </w:t>
       </w:r>
       <w:r>
@@ -974,311 +1852,2035 @@
           <w:szCs w:val="24"/>
           <w:lang w:val="de-DE"/>
         </w:rPr>
-        <w:t>(linear Interpoliert zwischen 0,2 und 1,2)</w:t>
-      </w:r>
-      <w:r>
-        <w:rPr>
-          <w:sz w:val="24"/>
-          <w:szCs w:val="24"/>
-          <w:lang w:val="de-DE"/>
-        </w:rPr>
-        <w:t>. Danach wird das dem WindGust zugehörige gameObject wieder zerstört und der WindGust verschwindet wieder.</w:t>
-      </w:r>
-    </w:p>
-    <w:p>
-      <w:pPr>
-        <w:jc w:val="both"/>
-        <w:rPr>
-          <w:sz w:val="24"/>
-          <w:szCs w:val="24"/>
-          <w:lang w:val="de-DE"/>
-        </w:rPr>
-      </w:pPr>
-    </w:p>
-    <w:p>
-      <w:pPr>
-        <w:jc w:val="both"/>
+        <w:t xml:space="preserve">durch die </w:t>
+      </w:r>
+      <w:proofErr w:type="spellStart"/>
+      <w:proofErr w:type="gramStart"/>
+      <w:r>
+        <w:rPr>
+          <w:b/>
+          <w:bCs/>
+          <w:i/>
+          <w:iCs/>
+          <w:sz w:val="24"/>
+          <w:szCs w:val="24"/>
+          <w:lang w:val="de-DE"/>
+        </w:rPr>
+        <w:t>deductScore</w:t>
+      </w:r>
+      <w:proofErr w:type="spellEnd"/>
+      <w:r>
+        <w:rPr>
+          <w:b/>
+          <w:bCs/>
+          <w:i/>
+          <w:iCs/>
+          <w:sz w:val="24"/>
+          <w:szCs w:val="24"/>
+          <w:lang w:val="de-DE"/>
+        </w:rPr>
+        <w:t>(</w:t>
+      </w:r>
+      <w:proofErr w:type="gramEnd"/>
+      <w:r>
+        <w:rPr>
+          <w:b/>
+          <w:bCs/>
+          <w:i/>
+          <w:iCs/>
+          <w:sz w:val="24"/>
+          <w:szCs w:val="24"/>
+          <w:lang w:val="de-DE"/>
+        </w:rPr>
+        <w:t>…)</w:t>
+      </w:r>
+      <w:r>
+        <w:rPr>
+          <w:sz w:val="24"/>
+          <w:szCs w:val="24"/>
+          <w:lang w:val="de-DE"/>
+        </w:rPr>
+        <w:t xml:space="preserve"> Methode </w:t>
+      </w:r>
+      <w:r>
+        <w:rPr>
+          <w:sz w:val="24"/>
+          <w:szCs w:val="24"/>
+          <w:lang w:val="de-DE"/>
+        </w:rPr>
+        <w:t xml:space="preserve">wird </w:t>
+      </w:r>
+      <w:r>
+        <w:rPr>
+          <w:sz w:val="24"/>
+          <w:szCs w:val="24"/>
+          <w:lang w:val="de-DE"/>
+        </w:rPr>
+        <w:t>bestätigt</w:t>
+      </w:r>
+      <w:r>
+        <w:rPr>
+          <w:sz w:val="24"/>
+          <w:szCs w:val="24"/>
+          <w:lang w:val="de-DE"/>
+        </w:rPr>
+        <w:t xml:space="preserve">, dass der Spieler genug Blätter in </w:t>
+      </w:r>
+      <w:proofErr w:type="spellStart"/>
+      <w:proofErr w:type="gramStart"/>
+      <w:r>
+        <w:rPr>
+          <w:b/>
+          <w:bCs/>
+          <w:i/>
+          <w:iCs/>
+          <w:sz w:val="24"/>
+          <w:szCs w:val="24"/>
+          <w:lang w:val="de-DE"/>
+        </w:rPr>
+        <w:t>playerScore</w:t>
+      </w:r>
+      <w:proofErr w:type="spellEnd"/>
+      <w:proofErr w:type="gramEnd"/>
+      <w:r>
+        <w:rPr>
+          <w:sz w:val="24"/>
+          <w:szCs w:val="24"/>
+          <w:lang w:val="de-DE"/>
+        </w:rPr>
+        <w:t xml:space="preserve"> hat,</w:t>
+      </w:r>
+      <w:r>
+        <w:rPr>
+          <w:sz w:val="24"/>
+          <w:szCs w:val="24"/>
+          <w:lang w:val="de-DE"/>
+        </w:rPr>
+        <w:t xml:space="preserve"> </w:t>
+      </w:r>
+      <w:r>
+        <w:rPr>
+          <w:sz w:val="24"/>
+          <w:szCs w:val="24"/>
+          <w:lang w:val="de-DE"/>
+        </w:rPr>
+        <w:t xml:space="preserve">und nach jedem </w:t>
+      </w:r>
+      <w:proofErr w:type="spellStart"/>
+      <w:r>
+        <w:rPr>
+          <w:sz w:val="24"/>
+          <w:szCs w:val="24"/>
+          <w:lang w:val="de-DE"/>
+        </w:rPr>
+        <w:t>Spawnzyklus</w:t>
+      </w:r>
+      <w:proofErr w:type="spellEnd"/>
+      <w:r>
+        <w:rPr>
+          <w:sz w:val="24"/>
+          <w:szCs w:val="24"/>
+          <w:lang w:val="de-DE"/>
+        </w:rPr>
+        <w:t xml:space="preserve"> erscheinen so viele Blätter, wie das Upgrade erfolgreich gekauft wurde plus die Startmenge, </w:t>
+      </w:r>
+      <w:r>
+        <w:rPr>
+          <w:sz w:val="24"/>
+          <w:szCs w:val="24"/>
+          <w:lang w:val="de-DE"/>
+        </w:rPr>
+        <w:t>E</w:t>
+      </w:r>
+      <w:r>
+        <w:rPr>
+          <w:sz w:val="24"/>
+          <w:szCs w:val="24"/>
+          <w:lang w:val="de-DE"/>
+        </w:rPr>
+        <w:t xml:space="preserve">ins. Das zweite Upgrade gibt passives Einkommen </w:t>
+      </w:r>
+      <w:r>
+        <w:rPr>
+          <w:sz w:val="24"/>
+          <w:szCs w:val="24"/>
+          <w:lang w:val="de-DE"/>
+        </w:rPr>
+        <w:t xml:space="preserve">von einem Blatt </w:t>
+      </w:r>
+      <w:r>
+        <w:rPr>
+          <w:sz w:val="24"/>
+          <w:szCs w:val="24"/>
+          <w:lang w:val="de-DE"/>
+        </w:rPr>
+        <w:t>alle zehn Sekunden</w:t>
+      </w:r>
+      <w:r>
+        <w:rPr>
+          <w:sz w:val="24"/>
+          <w:szCs w:val="24"/>
+          <w:lang w:val="de-DE"/>
+        </w:rPr>
+        <w:t xml:space="preserve"> und kostet 20 Blätter.</w:t>
+      </w:r>
+      <w:r>
+        <w:rPr>
+          <w:sz w:val="24"/>
+          <w:szCs w:val="24"/>
+          <w:lang w:val="de-DE"/>
+        </w:rPr>
+        <w:t xml:space="preserve"> All das wird hauptsächlich in </w:t>
+      </w:r>
+      <w:proofErr w:type="spellStart"/>
+      <w:r>
+        <w:rPr>
+          <w:sz w:val="24"/>
+          <w:szCs w:val="24"/>
+          <w:lang w:val="de-DE"/>
+        </w:rPr>
+        <w:t>LogicManagerScript.cs</w:t>
+      </w:r>
+      <w:proofErr w:type="spellEnd"/>
+      <w:r>
+        <w:rPr>
+          <w:sz w:val="24"/>
+          <w:szCs w:val="24"/>
+          <w:lang w:val="de-DE"/>
+        </w:rPr>
+        <w:t xml:space="preserve"> geregelt und darin läuft ein </w:t>
+      </w:r>
+      <w:proofErr w:type="spellStart"/>
+      <w:r>
+        <w:rPr>
+          <w:b/>
+          <w:bCs/>
+          <w:i/>
+          <w:iCs/>
+          <w:sz w:val="24"/>
+          <w:szCs w:val="24"/>
+          <w:lang w:val="de-DE"/>
+        </w:rPr>
+        <w:t>Timer</w:t>
+      </w:r>
+      <w:proofErr w:type="spellEnd"/>
+      <w:r>
+        <w:rPr>
+          <w:sz w:val="24"/>
+          <w:szCs w:val="24"/>
+          <w:lang w:val="de-DE"/>
+        </w:rPr>
+        <w:t xml:space="preserve">, der das passive Einkommen regelt. Dabei ist die Variable </w:t>
+      </w:r>
+      <w:proofErr w:type="spellStart"/>
+      <w:r>
+        <w:rPr>
+          <w:b/>
+          <w:bCs/>
+          <w:i/>
+          <w:iCs/>
+          <w:sz w:val="24"/>
+          <w:szCs w:val="24"/>
+          <w:lang w:val="de-DE"/>
+        </w:rPr>
+        <w:t>IncomeRate</w:t>
+      </w:r>
+      <w:proofErr w:type="spellEnd"/>
+      <w:r>
+        <w:rPr>
+          <w:sz w:val="24"/>
+          <w:szCs w:val="24"/>
+          <w:lang w:val="de-DE"/>
+        </w:rPr>
+        <w:t xml:space="preserve"> </w:t>
+      </w:r>
+      <w:r>
+        <w:rPr>
+          <w:sz w:val="24"/>
+          <w:szCs w:val="24"/>
+          <w:lang w:val="de-DE"/>
+        </w:rPr>
+        <w:lastRenderedPageBreak/>
+        <w:t xml:space="preserve">wichtig, die regelt, wie oft passives Einkommen generiert wird. Grundsätzlich ist das auf 10 gesetzt. Um die Menge der zu spawnenden Blätter zu regeln, wird </w:t>
+      </w:r>
+      <w:proofErr w:type="spellStart"/>
+      <w:r>
+        <w:rPr>
+          <w:b/>
+          <w:bCs/>
+          <w:i/>
+          <w:iCs/>
+          <w:sz w:val="24"/>
+          <w:szCs w:val="24"/>
+          <w:lang w:val="de-DE"/>
+        </w:rPr>
+        <w:t>spawnAmount</w:t>
+      </w:r>
+      <w:proofErr w:type="spellEnd"/>
+      <w:r>
+        <w:rPr>
+          <w:sz w:val="24"/>
+          <w:szCs w:val="24"/>
+          <w:lang w:val="de-DE"/>
+        </w:rPr>
+        <w:t xml:space="preserve"> in </w:t>
+      </w:r>
+      <w:proofErr w:type="spellStart"/>
+      <w:r>
+        <w:rPr>
+          <w:b/>
+          <w:bCs/>
+          <w:i/>
+          <w:iCs/>
+          <w:sz w:val="24"/>
+          <w:szCs w:val="24"/>
+          <w:lang w:val="de-DE"/>
+        </w:rPr>
+        <w:t>BlattSpawnScript</w:t>
+      </w:r>
+      <w:proofErr w:type="spellEnd"/>
+      <w:r>
+        <w:rPr>
+          <w:sz w:val="24"/>
+          <w:szCs w:val="24"/>
+          <w:lang w:val="de-DE"/>
+        </w:rPr>
+        <w:t xml:space="preserve"> erhöht.</w:t>
+      </w:r>
+    </w:p>
+    <w:p>
+      <w:pPr>
+        <w:jc w:val="both"/>
+        <w:rPr>
+          <w:sz w:val="24"/>
+          <w:szCs w:val="24"/>
+          <w:lang w:val="de-DE"/>
+        </w:rPr>
+      </w:pPr>
+    </w:p>
+    <w:p>
+      <w:pPr>
+        <w:jc w:val="both"/>
+        <w:rPr>
+          <w:sz w:val="24"/>
+          <w:szCs w:val="24"/>
+          <w:lang w:val="de-DE"/>
+        </w:rPr>
+      </w:pPr>
+      <w:r>
         <w:rPr>
           <w:sz w:val="24"/>
           <w:szCs w:val="24"/>
           <w:u w:val="single"/>
           <w:lang w:val="de-DE"/>
         </w:rPr>
-      </w:pPr>
-      <w:r>
+        <w:t>Baumänderung</w:t>
+      </w:r>
+    </w:p>
+    <w:p>
+      <w:pPr>
+        <w:jc w:val="both"/>
+        <w:rPr>
+          <w:sz w:val="24"/>
+          <w:szCs w:val="24"/>
+          <w:lang w:val="de-DE"/>
+        </w:rPr>
+      </w:pPr>
+      <w:r>
+        <w:rPr>
+          <w:sz w:val="24"/>
+          <w:szCs w:val="24"/>
+          <w:lang w:val="de-DE"/>
+        </w:rPr>
+        <w:t xml:space="preserve">Für die Änderung des Aussehens des Baumes ist </w:t>
+      </w:r>
+      <w:proofErr w:type="spellStart"/>
+      <w:r>
+        <w:rPr>
+          <w:b/>
+          <w:bCs/>
+          <w:i/>
+          <w:iCs/>
+          <w:sz w:val="24"/>
+          <w:szCs w:val="24"/>
+          <w:lang w:val="de-DE"/>
+        </w:rPr>
+        <w:t>BaumManagerScript.cs</w:t>
+      </w:r>
+      <w:proofErr w:type="spellEnd"/>
+      <w:r>
+        <w:rPr>
+          <w:sz w:val="24"/>
+          <w:szCs w:val="24"/>
+          <w:lang w:val="de-DE"/>
+        </w:rPr>
+        <w:t xml:space="preserve"> vorhanden, in welchem geregelt wird, welcher Sprite an welchem Zeitpunkt vorhanden ist, beziehungsweise welcher Baum aktiv ist. Dafür wird auf den </w:t>
+      </w:r>
+      <w:proofErr w:type="spellStart"/>
+      <w:r>
+        <w:rPr>
+          <w:b/>
+          <w:bCs/>
+          <w:i/>
+          <w:iCs/>
+          <w:sz w:val="24"/>
+          <w:szCs w:val="24"/>
+          <w:lang w:val="de-DE"/>
+        </w:rPr>
+        <w:t>SpriteRenderer</w:t>
+      </w:r>
+      <w:proofErr w:type="spellEnd"/>
+      <w:r>
+        <w:rPr>
+          <w:sz w:val="24"/>
+          <w:szCs w:val="24"/>
+          <w:lang w:val="de-DE"/>
+        </w:rPr>
+        <w:t xml:space="preserve"> des kleinen Baumes zugegriffen und mit einem simplen Switch-Statement, welches </w:t>
+      </w:r>
+      <w:r>
+        <w:rPr>
+          <w:sz w:val="24"/>
+          <w:szCs w:val="24"/>
+          <w:lang w:val="de-DE"/>
+        </w:rPr>
+        <w:t>den Spriten</w:t>
+      </w:r>
+      <w:r>
+        <w:rPr>
+          <w:sz w:val="24"/>
+          <w:szCs w:val="24"/>
+          <w:lang w:val="de-DE"/>
+        </w:rPr>
+        <w:t xml:space="preserve"> je nach </w:t>
+      </w:r>
+      <w:proofErr w:type="spellStart"/>
+      <w:r>
+        <w:rPr>
+          <w:b/>
+          <w:bCs/>
+          <w:i/>
+          <w:iCs/>
+          <w:sz w:val="24"/>
+          <w:szCs w:val="24"/>
+          <w:lang w:val="de-DE"/>
+        </w:rPr>
+        <w:t>spawnAmount</w:t>
+      </w:r>
+      <w:proofErr w:type="spellEnd"/>
+      <w:r>
+        <w:rPr>
+          <w:sz w:val="24"/>
+          <w:szCs w:val="24"/>
+          <w:lang w:val="de-DE"/>
+        </w:rPr>
+        <w:t xml:space="preserve"> aussucht. So wird garantiert, dass </w:t>
+      </w:r>
+      <w:proofErr w:type="gramStart"/>
+      <w:r>
+        <w:rPr>
+          <w:sz w:val="24"/>
+          <w:szCs w:val="24"/>
+          <w:lang w:val="de-DE"/>
+        </w:rPr>
+        <w:t>das richtige Sprite</w:t>
+      </w:r>
+      <w:proofErr w:type="gramEnd"/>
+      <w:r>
+        <w:rPr>
+          <w:sz w:val="24"/>
+          <w:szCs w:val="24"/>
+          <w:lang w:val="de-DE"/>
+        </w:rPr>
+        <w:t xml:space="preserve"> ausgewählt </w:t>
+      </w:r>
+      <w:proofErr w:type="gramStart"/>
+      <w:r>
+        <w:rPr>
+          <w:sz w:val="24"/>
+          <w:szCs w:val="24"/>
+          <w:lang w:val="de-DE"/>
+        </w:rPr>
+        <w:t>ist</w:t>
+      </w:r>
+      <w:proofErr w:type="gramEnd"/>
+      <w:r>
+        <w:rPr>
+          <w:sz w:val="24"/>
+          <w:szCs w:val="24"/>
+          <w:lang w:val="de-DE"/>
+        </w:rPr>
+        <w:t xml:space="preserve">. Aufgerufen wird die Funktion </w:t>
+      </w:r>
+      <w:proofErr w:type="spellStart"/>
+      <w:proofErr w:type="gramStart"/>
+      <w:r>
+        <w:rPr>
+          <w:b/>
+          <w:bCs/>
+          <w:i/>
+          <w:iCs/>
+          <w:sz w:val="24"/>
+          <w:szCs w:val="24"/>
+          <w:lang w:val="de-DE"/>
+        </w:rPr>
+        <w:t>changeTree</w:t>
+      </w:r>
+      <w:proofErr w:type="spellEnd"/>
+      <w:r>
+        <w:rPr>
+          <w:b/>
+          <w:bCs/>
+          <w:i/>
+          <w:iCs/>
+          <w:sz w:val="24"/>
+          <w:szCs w:val="24"/>
+          <w:lang w:val="de-DE"/>
+        </w:rPr>
+        <w:t>(</w:t>
+      </w:r>
+      <w:proofErr w:type="spellStart"/>
+      <w:proofErr w:type="gramEnd"/>
+      <w:r>
+        <w:rPr>
+          <w:b/>
+          <w:bCs/>
+          <w:i/>
+          <w:iCs/>
+          <w:sz w:val="24"/>
+          <w:szCs w:val="24"/>
+          <w:lang w:val="de-DE"/>
+        </w:rPr>
+        <w:t>int</w:t>
+      </w:r>
+      <w:proofErr w:type="spellEnd"/>
+      <w:r>
+        <w:rPr>
+          <w:b/>
+          <w:bCs/>
+          <w:i/>
+          <w:iCs/>
+          <w:sz w:val="24"/>
+          <w:szCs w:val="24"/>
+          <w:lang w:val="de-DE"/>
+        </w:rPr>
+        <w:t xml:space="preserve"> </w:t>
+      </w:r>
+      <w:proofErr w:type="spellStart"/>
+      <w:r>
+        <w:rPr>
+          <w:b/>
+          <w:bCs/>
+          <w:i/>
+          <w:iCs/>
+          <w:sz w:val="24"/>
+          <w:szCs w:val="24"/>
+          <w:lang w:val="de-DE"/>
+        </w:rPr>
+        <w:t>spawnAmount</w:t>
+      </w:r>
+      <w:proofErr w:type="spellEnd"/>
+      <w:r>
+        <w:rPr>
+          <w:b/>
+          <w:bCs/>
+          <w:i/>
+          <w:iCs/>
+          <w:sz w:val="24"/>
+          <w:szCs w:val="24"/>
+          <w:lang w:val="de-DE"/>
+        </w:rPr>
+        <w:t>)</w:t>
+      </w:r>
+      <w:r>
+        <w:rPr>
+          <w:sz w:val="24"/>
+          <w:szCs w:val="24"/>
+          <w:lang w:val="de-DE"/>
+        </w:rPr>
+        <w:t xml:space="preserve"> bei jedem Klick auf den Upgrade-Button für die Erhöhung der Blatt-</w:t>
+      </w:r>
+      <w:proofErr w:type="spellStart"/>
+      <w:r>
+        <w:rPr>
+          <w:sz w:val="24"/>
+          <w:szCs w:val="24"/>
+          <w:lang w:val="de-DE"/>
+        </w:rPr>
+        <w:t>spawnAmount</w:t>
+      </w:r>
+      <w:proofErr w:type="spellEnd"/>
+      <w:r>
+        <w:rPr>
+          <w:sz w:val="24"/>
+          <w:szCs w:val="24"/>
+          <w:lang w:val="de-DE"/>
+        </w:rPr>
+        <w:t>. Damit wird garantiert, dass sich der Baum zum richtigen Zeitpunkt ändert und es wird nicht in einer Update Funktion abgefragt, ob sich sie Menge geändert hat, was zur Effizienz beiträgt.</w:t>
+      </w:r>
+    </w:p>
+    <w:p>
+      <w:pPr>
+        <w:jc w:val="both"/>
+        <w:rPr>
+          <w:sz w:val="24"/>
+          <w:szCs w:val="24"/>
+          <w:lang w:val="de-DE"/>
+        </w:rPr>
+      </w:pPr>
+    </w:p>
+    <w:p>
+      <w:pPr>
+        <w:jc w:val="both"/>
         <w:rPr>
           <w:sz w:val="24"/>
           <w:szCs w:val="24"/>
           <w:u w:val="single"/>
           <w:lang w:val="de-DE"/>
         </w:rPr>
-        <w:t>Upgrades</w:t>
-      </w:r>
-    </w:p>
-    <w:p>
-      <w:pPr>
-        <w:jc w:val="both"/>
-        <w:rPr>
-          <w:sz w:val="24"/>
-          <w:szCs w:val="24"/>
-          <w:lang w:val="de-DE"/>
-        </w:rPr>
-      </w:pPr>
-      <w:r>
-        <w:rPr>
-          <w:sz w:val="24"/>
-          <w:szCs w:val="24"/>
-          <w:lang w:val="de-DE"/>
-        </w:rPr>
-        <w:t>Für die Upgrades wurden zwei Buttons mit SpriteRenderer-Komponenten angelegt. Der Erste Button gibt einem die Möglichkeit, mehr Blätter spawnen zu lassen. Das Upgrade kostet 10 Blätter</w:t>
-      </w:r>
-      <w:r>
-        <w:rPr>
-          <w:sz w:val="24"/>
-          <w:szCs w:val="24"/>
-          <w:lang w:val="de-DE"/>
-        </w:rPr>
-        <w:t>,</w:t>
-      </w:r>
-      <w:r>
-        <w:rPr>
-          <w:sz w:val="24"/>
-          <w:szCs w:val="24"/>
-          <w:lang w:val="de-DE"/>
-        </w:rPr>
-        <w:t xml:space="preserve"> </w:t>
-      </w:r>
-      <w:r>
-        <w:rPr>
-          <w:sz w:val="24"/>
-          <w:szCs w:val="24"/>
-          <w:lang w:val="de-DE"/>
-        </w:rPr>
-        <w:t xml:space="preserve">durch die deductScore(…) Methode </w:t>
-      </w:r>
-      <w:r>
-        <w:rPr>
-          <w:sz w:val="24"/>
-          <w:szCs w:val="24"/>
-          <w:lang w:val="de-DE"/>
-        </w:rPr>
-        <w:t>wird</w:t>
-      </w:r>
-      <w:r>
-        <w:rPr>
-          <w:sz w:val="24"/>
-          <w:szCs w:val="24"/>
-          <w:lang w:val="de-DE"/>
-        </w:rPr>
-        <w:t xml:space="preserve"> </w:t>
-      </w:r>
-      <w:r>
-        <w:rPr>
-          <w:sz w:val="24"/>
-          <w:szCs w:val="24"/>
-          <w:lang w:val="de-DE"/>
-        </w:rPr>
-        <w:t>bestätigt</w:t>
-      </w:r>
-      <w:r>
-        <w:rPr>
-          <w:sz w:val="24"/>
-          <w:szCs w:val="24"/>
-          <w:lang w:val="de-DE"/>
-        </w:rPr>
-        <w:t>, dass der Spieler genug Blätter in playerScore hat,</w:t>
-      </w:r>
-      <w:r>
-        <w:rPr>
-          <w:sz w:val="24"/>
-          <w:szCs w:val="24"/>
-          <w:lang w:val="de-DE"/>
-        </w:rPr>
-        <w:t xml:space="preserve"> </w:t>
-      </w:r>
-      <w:r>
-        <w:rPr>
-          <w:sz w:val="24"/>
-          <w:szCs w:val="24"/>
-          <w:lang w:val="de-DE"/>
-        </w:rPr>
-        <w:t xml:space="preserve">und nach jedem Spawnzyklus erscheinen so viele Blätter, wie das Upgrade erfolgreich gekauft wurde plus die Startmenge, </w:t>
-      </w:r>
-      <w:r>
-        <w:rPr>
-          <w:sz w:val="24"/>
-          <w:szCs w:val="24"/>
-          <w:lang w:val="de-DE"/>
-        </w:rPr>
-        <w:t>E</w:t>
-      </w:r>
-      <w:r>
-        <w:rPr>
-          <w:sz w:val="24"/>
-          <w:szCs w:val="24"/>
-          <w:lang w:val="de-DE"/>
-        </w:rPr>
-        <w:t xml:space="preserve">ins. Das zweite Upgrade gibt passives Einkommen </w:t>
-      </w:r>
-      <w:r>
-        <w:rPr>
-          <w:sz w:val="24"/>
-          <w:szCs w:val="24"/>
-          <w:lang w:val="de-DE"/>
-        </w:rPr>
-        <w:t xml:space="preserve">von einem Blatt </w:t>
-      </w:r>
-      <w:r>
-        <w:rPr>
-          <w:sz w:val="24"/>
-          <w:szCs w:val="24"/>
-          <w:lang w:val="de-DE"/>
-        </w:rPr>
-        <w:t>alle zehn Sekunden</w:t>
-      </w:r>
-      <w:r>
-        <w:rPr>
-          <w:sz w:val="24"/>
-          <w:szCs w:val="24"/>
-          <w:lang w:val="de-DE"/>
-        </w:rPr>
-        <w:t xml:space="preserve"> und kostet 20 Blätter.</w:t>
-      </w:r>
-      <w:r>
-        <w:rPr>
-          <w:sz w:val="24"/>
-          <w:szCs w:val="24"/>
-          <w:lang w:val="de-DE"/>
-        </w:rPr>
-        <w:t xml:space="preserve"> All das wird hauptsächlich in LogicManagerScript.cs geregelt und darin läuft ein Timer, der das passive </w:t>
-      </w:r>
-      <w:r>
-        <w:rPr>
-          <w:sz w:val="24"/>
-          <w:szCs w:val="24"/>
+      </w:pPr>
+      <w:r>
+        <w:rPr>
+          <w:sz w:val="24"/>
+          <w:szCs w:val="24"/>
+          <w:u w:val="single"/>
+          <w:lang w:val="de-DE"/>
+        </w:rPr>
+        <w:t>Interface</w:t>
+      </w:r>
+    </w:p>
+    <w:p>
+      <w:pPr>
+        <w:jc w:val="both"/>
+        <w:rPr>
+          <w:sz w:val="24"/>
+          <w:szCs w:val="24"/>
+          <w:lang w:val="de-DE"/>
+        </w:rPr>
+      </w:pPr>
+      <w:r>
+        <w:rPr>
+          <w:sz w:val="24"/>
+          <w:szCs w:val="24"/>
+          <w:lang w:val="de-DE"/>
+        </w:rPr>
+        <w:t>Sobald man das Spiel startet, gelangt man in ein Hauptmenü, in dem Es zwei Buttons gibt, welche entweder das Spiel starten oder beenden</w:t>
+      </w:r>
+      <w:r>
+        <w:rPr>
+          <w:sz w:val="24"/>
+          <w:szCs w:val="24"/>
+          <w:lang w:val="de-DE"/>
+        </w:rPr>
+        <w:t xml:space="preserve">. Das Beenden wurde durch </w:t>
+      </w:r>
+      <w:proofErr w:type="spellStart"/>
+      <w:r>
+        <w:rPr>
+          <w:b/>
+          <w:bCs/>
+          <w:sz w:val="24"/>
+          <w:szCs w:val="24"/>
+          <w:lang w:val="de-DE"/>
+        </w:rPr>
+        <w:t>Application.Quit</w:t>
+      </w:r>
+      <w:proofErr w:type="spellEnd"/>
+      <w:r>
+        <w:rPr>
+          <w:b/>
+          <w:bCs/>
+          <w:sz w:val="24"/>
+          <w:szCs w:val="24"/>
+          <w:lang w:val="de-DE"/>
+        </w:rPr>
+        <w:t>()</w:t>
+      </w:r>
+      <w:r>
+        <w:rPr>
+          <w:sz w:val="24"/>
+          <w:szCs w:val="24"/>
+          <w:lang w:val="de-DE"/>
+        </w:rPr>
+        <w:t xml:space="preserve"> realisiert und das Starten verursacht eine Kamerafahrt zum Spielscreen. Dabei wurde darauf geachtet, dass man nicht mehr mit den Buttons interagieren kann</w:t>
+      </w:r>
+      <w:r>
+        <w:rPr>
+          <w:sz w:val="24"/>
+          <w:szCs w:val="24"/>
+          <w:lang w:val="de-DE"/>
+        </w:rPr>
+        <w:t>, sobald die Kamerafahrt gestartet wurde.</w:t>
+      </w:r>
+      <w:r>
+        <w:rPr>
+          <w:sz w:val="24"/>
+          <w:szCs w:val="24"/>
+          <w:lang w:val="de-DE"/>
+        </w:rPr>
+        <w:t xml:space="preserve"> Während dem Spiel sieht man links oben eine Zahl, die repräsentiert, wie viele Blätter man bereits eingesammelt hat. Diese ändert sich dynamisch und wird auch beim Upgrade-Kauf wieder verringert. </w:t>
+      </w:r>
+    </w:p>
+    <w:p>
+      <w:pPr>
+        <w:jc w:val="both"/>
+        <w:rPr>
+          <w:sz w:val="24"/>
+          <w:szCs w:val="24"/>
+          <w:lang w:val="de-DE"/>
+        </w:rPr>
+      </w:pPr>
+    </w:p>
+    <w:p>
+      <w:pPr>
+        <w:jc w:val="both"/>
+        <w:rPr>
+          <w:sz w:val="24"/>
+          <w:szCs w:val="24"/>
+          <w:lang w:val="de-DE"/>
+        </w:rPr>
+      </w:pPr>
+      <w:r>
+        <w:rPr>
+          <w:sz w:val="24"/>
+          <w:szCs w:val="24"/>
+          <w:u w:val="single"/>
+          <w:lang w:val="de-DE"/>
+        </w:rPr>
+        <w:t>Audio</w:t>
+      </w:r>
+    </w:p>
+    <w:p>
+      <w:pPr>
+        <w:jc w:val="both"/>
+        <w:rPr>
+          <w:sz w:val="24"/>
+          <w:szCs w:val="24"/>
+          <w:u w:val="single"/>
+          <w:lang w:val="de-DE"/>
+        </w:rPr>
+      </w:pPr>
+      <w:r>
+        <w:rPr>
+          <w:sz w:val="24"/>
+          <w:szCs w:val="24"/>
+          <w:lang w:val="de-DE"/>
+        </w:rPr>
+        <w:t xml:space="preserve">Für die Atmosphäre läuft im Hintergrund eine Ambient-Musik über eine </w:t>
+      </w:r>
+      <w:proofErr w:type="spellStart"/>
+      <w:r>
+        <w:rPr>
+          <w:b/>
+          <w:bCs/>
+          <w:sz w:val="24"/>
+          <w:szCs w:val="24"/>
+          <w:lang w:val="de-DE"/>
+        </w:rPr>
+        <w:t>AudioSource</w:t>
+      </w:r>
+      <w:proofErr w:type="spellEnd"/>
+      <w:r>
+        <w:rPr>
+          <w:sz w:val="24"/>
+          <w:szCs w:val="24"/>
+          <w:lang w:val="de-DE"/>
+        </w:rPr>
+        <w:t xml:space="preserve">, die beim Start leise mit einem kurzen </w:t>
+      </w:r>
+      <w:r>
+        <w:rPr>
+          <w:b/>
+          <w:bCs/>
+          <w:sz w:val="24"/>
+          <w:szCs w:val="24"/>
+          <w:lang w:val="de-DE"/>
+        </w:rPr>
+        <w:t>Fade-In</w:t>
+      </w:r>
+      <w:r>
+        <w:rPr>
+          <w:sz w:val="24"/>
+          <w:szCs w:val="24"/>
+          <w:lang w:val="de-DE"/>
+        </w:rPr>
+        <w:t xml:space="preserve"> beginnt. Beim Windstoß wird jedes Mal zufällig einer von drei kurzen Wind-Sounds abgespielt, damit es nicht immer gleich klingt. Wenn man schnell mehrfach klickt, wird der vorherige Wind-Sound sofort abgebrochen und neu gestartet, damit es nicht durcheinander klingt. Beim Baum-Upgrade gibt es zusätzlich einen kurzen Upgrade-Sound, der zusammen mit dem Effekt abgespielt wird.</w:t>
+      </w:r>
+    </w:p>
+    <w:p>
+      <w:pPr>
+        <w:jc w:val="both"/>
+        <w:rPr>
+          <w:sz w:val="24"/>
+          <w:szCs w:val="24"/>
+          <w:lang w:val="de-DE"/>
+        </w:rPr>
+      </w:pPr>
+    </w:p>
+    <w:p>
+      <w:pPr>
+        <w:jc w:val="both"/>
+        <w:rPr>
+          <w:b/>
+          <w:bCs/>
+          <w:sz w:val="28"/>
+          <w:szCs w:val="28"/>
+          <w:u w:val="single"/>
+          <w:lang w:val="de-DE"/>
+        </w:rPr>
+      </w:pPr>
+    </w:p>
+    <w:p>
+      <w:pPr>
+        <w:jc w:val="both"/>
+        <w:rPr>
+          <w:b/>
+          <w:bCs/>
+          <w:sz w:val="28"/>
+          <w:szCs w:val="28"/>
+          <w:u w:val="single"/>
+          <w:lang w:val="de-DE"/>
+        </w:rPr>
+      </w:pPr>
+    </w:p>
+    <w:p>
+      <w:pPr>
+        <w:jc w:val="both"/>
+        <w:rPr>
+          <w:b/>
+          <w:bCs/>
+          <w:sz w:val="28"/>
+          <w:szCs w:val="28"/>
+          <w:u w:val="single"/>
+          <w:lang w:val="de-DE"/>
+        </w:rPr>
+      </w:pPr>
+    </w:p>
+    <w:p>
+      <w:pPr>
+        <w:jc w:val="both"/>
+        <w:rPr>
+          <w:b/>
+          <w:bCs/>
+          <w:sz w:val="28"/>
+          <w:szCs w:val="28"/>
+          <w:u w:val="single"/>
+          <w:lang w:val="de-DE"/>
+        </w:rPr>
+      </w:pPr>
+    </w:p>
+    <w:p>
+      <w:pPr>
+        <w:jc w:val="both"/>
+        <w:rPr>
+          <w:b/>
+          <w:bCs/>
+          <w:sz w:val="28"/>
+          <w:szCs w:val="28"/>
+          <w:u w:val="single"/>
+          <w:lang w:val="de-DE"/>
+        </w:rPr>
+      </w:pPr>
+      <w:r>
+        <w:rPr>
+          <w:b/>
+          <w:bCs/>
+          <w:sz w:val="28"/>
+          <w:szCs w:val="28"/>
+          <w:u w:val="single"/>
           <w:lang w:val="de-DE"/>
         </w:rPr>
         <w:lastRenderedPageBreak/>
-        <w:t>Einkommen regelt. Dabei ist die Variable IncomeRate wichtig, die regelt, wie oft passives Einkommen generiert wird. Grundsätzlich ist das auf 10 gesetzt. Um die Menge der zu spawnenden Blätter zu regeln, wird spawnAmount in BlattSpawnScript erhöht.</w:t>
-      </w:r>
-    </w:p>
-    <w:p>
-      <w:pPr>
-        <w:jc w:val="both"/>
-        <w:rPr>
-          <w:sz w:val="24"/>
-          <w:szCs w:val="24"/>
-          <w:lang w:val="de-DE"/>
-        </w:rPr>
-      </w:pPr>
-    </w:p>
-    <w:p>
-      <w:pPr>
-        <w:jc w:val="both"/>
-        <w:rPr>
-          <w:sz w:val="24"/>
-          <w:szCs w:val="24"/>
-          <w:lang w:val="de-DE"/>
-        </w:rPr>
-      </w:pPr>
-      <w:r>
-        <w:rPr>
-          <w:sz w:val="24"/>
-          <w:szCs w:val="24"/>
+        <w:t>Bilder</w:t>
+      </w:r>
+      <w:r>
+        <w:rPr>
+          <w:b/>
+          <w:bCs/>
+          <w:sz w:val="28"/>
+          <w:szCs w:val="28"/>
           <w:u w:val="single"/>
           <w:lang w:val="de-DE"/>
         </w:rPr>
-        <w:t>Baumänderung</w:t>
-      </w:r>
-    </w:p>
-    <w:p>
-      <w:pPr>
-        <w:jc w:val="both"/>
-        <w:rPr>
-          <w:sz w:val="24"/>
-          <w:szCs w:val="24"/>
-          <w:lang w:val="de-DE"/>
-        </w:rPr>
-      </w:pPr>
-      <w:r>
-        <w:rPr>
-          <w:sz w:val="24"/>
-          <w:szCs w:val="24"/>
-          <w:lang w:val="de-DE"/>
-        </w:rPr>
-        <w:t>Für die Änderung des Aussehens des Baumes ist BaumManagerScript.cs vorhanden, in welchem geregelt wird, welcher Sprite an welchem Zeitpunkt vorhanden ist, beziehungsweise welcher Baum aktiv ist. Dafür wird auf den SpriteRenderer des kleinen Baumes zugegriffen und mit einem simplen Switch-Statement, welches den Sprite je nach spawnAmount aussucht. So wird garantiert, dass das richtige Sprite ausgewählt ist. Aufgerufen wird die Funktion changeTree(int spawnAmount) bei jedem Klick auf den Upgrade-Button für die Erhöhung der Blatt-spawnAmount. Damit wird garantiert, dass sich der Baum zum richtigen Zeitpunkt ändert und es wird nicht in einer Update Funktion abgefragt, ob sich sie Menge geändert hat, was zur Effizienz beiträgt.</w:t>
-      </w:r>
-    </w:p>
-    <w:p>
-      <w:pPr>
-        <w:jc w:val="both"/>
-        <w:rPr>
-          <w:sz w:val="24"/>
-          <w:szCs w:val="24"/>
-          <w:lang w:val="de-DE"/>
-        </w:rPr>
-      </w:pPr>
-    </w:p>
-    <w:p>
-      <w:pPr>
-        <w:jc w:val="both"/>
-        <w:rPr>
-          <w:sz w:val="24"/>
-          <w:szCs w:val="24"/>
+        <w:t xml:space="preserve"> (Vorsicht Spoiler!)</w:t>
+      </w:r>
+    </w:p>
+    <w:p>
+      <w:pPr>
+        <w:jc w:val="both"/>
+        <w:rPr>
+          <w:b/>
+          <w:bCs/>
+          <w:sz w:val="28"/>
+          <w:szCs w:val="28"/>
           <w:u w:val="single"/>
           <w:lang w:val="de-DE"/>
         </w:rPr>
       </w:pPr>
       <w:r>
         <w:rPr>
-          <w:sz w:val="24"/>
-          <w:szCs w:val="24"/>
+          <w:noProof/>
+        </w:rPr>
+        <w:drawing>
+          <wp:anchor distT="0" distB="0" distL="114300" distR="114300" simplePos="0" relativeHeight="251658240" behindDoc="0" locked="0" layoutInCell="1" allowOverlap="1" wp14:anchorId="23DE41EE" wp14:editId="51A47691">
+            <wp:simplePos x="0" y="0"/>
+            <wp:positionH relativeFrom="column">
+              <wp:posOffset>-14401</wp:posOffset>
+            </wp:positionH>
+            <wp:positionV relativeFrom="paragraph">
+              <wp:posOffset>102387</wp:posOffset>
+            </wp:positionV>
+            <wp:extent cx="5760720" cy="2437130"/>
+            <wp:effectExtent l="0" t="0" r="0" b="1270"/>
+            <wp:wrapNone/>
+            <wp:docPr id="281640045" name="Grafik 1" descr="Ein Bild, das Text, Bild, Cartoon, Kunst enthält.&#10;&#10;KI-generierte Inhalte können fehlerhaft sein."/>
+            <wp:cNvGraphicFramePr>
+              <a:graphicFrameLocks xmlns:a="http://schemas.openxmlformats.org/drawingml/2006/main" noChangeAspect="1"/>
+            </wp:cNvGraphicFramePr>
+            <a:graphic xmlns:a="http://schemas.openxmlformats.org/drawingml/2006/main">
+              <a:graphicData uri="http://schemas.openxmlformats.org/drawingml/2006/picture">
+                <pic:pic xmlns:pic="http://schemas.openxmlformats.org/drawingml/2006/picture">
+                  <pic:nvPicPr>
+                    <pic:cNvPr id="281640045" name="Grafik 1" descr="Ein Bild, das Text, Bild, Cartoon, Kunst enthält.&#10;&#10;KI-generierte Inhalte können fehlerhaft sein."/>
+                    <pic:cNvPicPr/>
+                  </pic:nvPicPr>
+                  <pic:blipFill>
+                    <a:blip r:embed="rId5" cstate="print">
+                      <a:extLst>
+                        <a:ext uri="{28A0092B-C50C-407E-A947-70E740481C1C}">
+                          <a14:useLocalDpi xmlns:a14="http://schemas.microsoft.com/office/drawing/2010/main" val="0"/>
+                        </a:ext>
+                      </a:extLst>
+                    </a:blip>
+                    <a:stretch>
+                      <a:fillRect/>
+                    </a:stretch>
+                  </pic:blipFill>
+                  <pic:spPr>
+                    <a:xfrm>
+                      <a:off x="0" y="0"/>
+                      <a:ext cx="5760720" cy="2437130"/>
+                    </a:xfrm>
+                    <a:prstGeom prst="rect">
+                      <a:avLst/>
+                    </a:prstGeom>
+                  </pic:spPr>
+                </pic:pic>
+              </a:graphicData>
+            </a:graphic>
+          </wp:anchor>
+        </w:drawing>
+      </w:r>
+    </w:p>
+    <w:p>
+      <w:pPr>
+        <w:jc w:val="both"/>
+        <w:rPr>
+          <w:b/>
+          <w:bCs/>
+          <w:sz w:val="28"/>
+          <w:szCs w:val="28"/>
           <w:u w:val="single"/>
           <w:lang w:val="de-DE"/>
         </w:rPr>
-        <w:t>Interface</w:t>
-      </w:r>
-    </w:p>
-    <w:p>
-      <w:pPr>
-        <w:jc w:val="both"/>
-        <w:rPr>
-          <w:sz w:val="24"/>
-          <w:szCs w:val="24"/>
-          <w:lang w:val="de-DE"/>
-        </w:rPr>
-      </w:pPr>
-      <w:r>
-        <w:rPr>
-          <w:sz w:val="24"/>
-          <w:szCs w:val="24"/>
-          <w:lang w:val="de-DE"/>
-        </w:rPr>
-        <w:t>Sobald man das Spiel startet, gelangt man in ein Hauptmenü, in dem Es zwei Buttons gibt, welche entweder das Spiel starten oder beenden</w:t>
-      </w:r>
-      <w:r>
-        <w:rPr>
-          <w:sz w:val="24"/>
-          <w:szCs w:val="24"/>
-          <w:lang w:val="de-DE"/>
-        </w:rPr>
-        <w:t>. Das Beenden wurde durch Application.Quit() realisiert und das Starten verursacht eine Kamerafahrt zum Spielscreen. Dabei wurde darauf geachtet, dass man nicht mehr mit den Buttons interagieren kann</w:t>
-      </w:r>
-      <w:r>
-        <w:rPr>
-          <w:sz w:val="24"/>
-          <w:szCs w:val="24"/>
-          <w:lang w:val="de-DE"/>
-        </w:rPr>
-        <w:t>, sobald die Kamerafahrt gestartet wurde.</w:t>
-      </w:r>
-      <w:r>
-        <w:rPr>
-          <w:sz w:val="24"/>
-          <w:szCs w:val="24"/>
-          <w:lang w:val="de-DE"/>
-        </w:rPr>
-        <w:t xml:space="preserve"> Während dem Spiel sieht man links oben eine Zahl, die repräsentiert, wie viele Blätter man bereits eingesammelt hat. Diese ändert sich dynamisch und wird auch beim Upgrade-Kauf wieder verringert. </w:t>
+      </w:pPr>
+    </w:p>
+    <w:p>
+      <w:pPr>
+        <w:jc w:val="both"/>
+        <w:rPr>
+          <w:b/>
+          <w:bCs/>
+          <w:sz w:val="28"/>
+          <w:szCs w:val="28"/>
+          <w:u w:val="single"/>
+          <w:lang w:val="de-DE"/>
+        </w:rPr>
+      </w:pPr>
+    </w:p>
+    <w:p>
+      <w:pPr>
+        <w:jc w:val="both"/>
+        <w:rPr>
+          <w:b/>
+          <w:bCs/>
+          <w:sz w:val="28"/>
+          <w:szCs w:val="28"/>
+          <w:u w:val="single"/>
+          <w:lang w:val="de-DE"/>
+        </w:rPr>
+      </w:pPr>
+    </w:p>
+    <w:p>
+      <w:pPr>
+        <w:jc w:val="both"/>
+        <w:rPr>
+          <w:b/>
+          <w:bCs/>
+          <w:sz w:val="28"/>
+          <w:szCs w:val="28"/>
+          <w:u w:val="single"/>
+          <w:lang w:val="de-DE"/>
+        </w:rPr>
+      </w:pPr>
+    </w:p>
+    <w:p>
+      <w:pPr>
+        <w:jc w:val="both"/>
+        <w:rPr>
+          <w:b/>
+          <w:bCs/>
+          <w:sz w:val="28"/>
+          <w:szCs w:val="28"/>
+          <w:u w:val="single"/>
+          <w:lang w:val="de-DE"/>
+        </w:rPr>
+      </w:pPr>
+    </w:p>
+    <w:p>
+      <w:pPr>
+        <w:jc w:val="both"/>
+        <w:rPr>
+          <w:b/>
+          <w:bCs/>
+          <w:sz w:val="28"/>
+          <w:szCs w:val="28"/>
+          <w:u w:val="single"/>
+          <w:lang w:val="de-DE"/>
+        </w:rPr>
+      </w:pPr>
+    </w:p>
+    <w:p>
+      <w:pPr>
+        <w:jc w:val="both"/>
+        <w:rPr>
+          <w:i/>
+          <w:iCs/>
+          <w:sz w:val="24"/>
+          <w:szCs w:val="24"/>
+          <w:lang w:val="de-DE"/>
+        </w:rPr>
+      </w:pPr>
+    </w:p>
+    <w:p>
+      <w:pPr>
+        <w:jc w:val="both"/>
+        <w:rPr>
+          <w:i/>
+          <w:iCs/>
+          <w:sz w:val="24"/>
+          <w:szCs w:val="24"/>
+          <w:lang w:val="de-DE"/>
+        </w:rPr>
+      </w:pPr>
+      <w:r>
+        <w:rPr>
+          <w:i/>
+          <w:iCs/>
+          <w:sz w:val="24"/>
+          <w:szCs w:val="24"/>
+          <w:lang w:val="de-DE"/>
+        </w:rPr>
+        <w:t>(</w:t>
+      </w:r>
+      <w:proofErr w:type="spellStart"/>
+      <w:r>
+        <w:rPr>
+          <w:i/>
+          <w:iCs/>
+          <w:sz w:val="24"/>
+          <w:szCs w:val="24"/>
+          <w:lang w:val="de-DE"/>
+        </w:rPr>
+        <w:t>Abb</w:t>
+      </w:r>
+      <w:proofErr w:type="spellEnd"/>
+      <w:r>
+        <w:rPr>
+          <w:i/>
+          <w:iCs/>
+          <w:sz w:val="24"/>
+          <w:szCs w:val="24"/>
+          <w:lang w:val="de-DE"/>
+        </w:rPr>
+        <w:t xml:space="preserve"> 1: Startbildschirm)</w:t>
+      </w:r>
+    </w:p>
+    <w:p>
+      <w:pPr>
+        <w:jc w:val="both"/>
+        <w:rPr>
+          <w:i/>
+          <w:iCs/>
+          <w:sz w:val="24"/>
+          <w:szCs w:val="24"/>
+          <w:lang w:val="de-DE"/>
+        </w:rPr>
+      </w:pPr>
+      <w:r>
+        <w:rPr>
+          <w:noProof/>
+        </w:rPr>
+        <w:drawing>
+          <wp:anchor distT="0" distB="0" distL="114300" distR="114300" simplePos="0" relativeHeight="251659264" behindDoc="0" locked="0" layoutInCell="1" allowOverlap="1" wp14:anchorId="45372A56" wp14:editId="6CB40804">
+            <wp:simplePos x="0" y="0"/>
+            <wp:positionH relativeFrom="column">
+              <wp:posOffset>0</wp:posOffset>
+            </wp:positionH>
+            <wp:positionV relativeFrom="paragraph">
+              <wp:posOffset>203556</wp:posOffset>
+            </wp:positionV>
+            <wp:extent cx="5760720" cy="2448560"/>
+            <wp:effectExtent l="0" t="0" r="0" b="8890"/>
+            <wp:wrapNone/>
+            <wp:docPr id="466471286" name="Grafik 1" descr="Ein Bild, das Bild, Baum, Zeichnung, Kunst enthält.&#10;&#10;KI-generierte Inhalte können fehlerhaft sein."/>
+            <wp:cNvGraphicFramePr>
+              <a:graphicFrameLocks xmlns:a="http://schemas.openxmlformats.org/drawingml/2006/main" noChangeAspect="1"/>
+            </wp:cNvGraphicFramePr>
+            <a:graphic xmlns:a="http://schemas.openxmlformats.org/drawingml/2006/main">
+              <a:graphicData uri="http://schemas.openxmlformats.org/drawingml/2006/picture">
+                <pic:pic xmlns:pic="http://schemas.openxmlformats.org/drawingml/2006/picture">
+                  <pic:nvPicPr>
+                    <pic:cNvPr id="466471286" name="Grafik 1" descr="Ein Bild, das Bild, Baum, Zeichnung, Kunst enthält.&#10;&#10;KI-generierte Inhalte können fehlerhaft sein."/>
+                    <pic:cNvPicPr/>
+                  </pic:nvPicPr>
+                  <pic:blipFill>
+                    <a:blip r:embed="rId6" cstate="print">
+                      <a:extLst>
+                        <a:ext uri="{28A0092B-C50C-407E-A947-70E740481C1C}">
+                          <a14:useLocalDpi xmlns:a14="http://schemas.microsoft.com/office/drawing/2010/main" val="0"/>
+                        </a:ext>
+                      </a:extLst>
+                    </a:blip>
+                    <a:stretch>
+                      <a:fillRect/>
+                    </a:stretch>
+                  </pic:blipFill>
+                  <pic:spPr>
+                    <a:xfrm>
+                      <a:off x="0" y="0"/>
+                      <a:ext cx="5760720" cy="2448560"/>
+                    </a:xfrm>
+                    <a:prstGeom prst="rect">
+                      <a:avLst/>
+                    </a:prstGeom>
+                  </pic:spPr>
+                </pic:pic>
+              </a:graphicData>
+            </a:graphic>
+          </wp:anchor>
+        </w:drawing>
+      </w:r>
+    </w:p>
+    <w:p>
+      <w:pPr>
+        <w:jc w:val="both"/>
+        <w:rPr>
+          <w:i/>
+          <w:iCs/>
+          <w:sz w:val="24"/>
+          <w:szCs w:val="24"/>
+          <w:lang w:val="de-DE"/>
+        </w:rPr>
+      </w:pPr>
+    </w:p>
+    <w:p>
+      <w:pPr>
+        <w:jc w:val="both"/>
+        <w:rPr>
+          <w:i/>
+          <w:iCs/>
+          <w:sz w:val="24"/>
+          <w:szCs w:val="24"/>
+          <w:lang w:val="de-DE"/>
+        </w:rPr>
+      </w:pPr>
+    </w:p>
+    <w:p>
+      <w:pPr>
+        <w:jc w:val="both"/>
+        <w:rPr>
+          <w:i/>
+          <w:iCs/>
+          <w:sz w:val="24"/>
+          <w:szCs w:val="24"/>
+          <w:lang w:val="de-DE"/>
+        </w:rPr>
+      </w:pPr>
+    </w:p>
+    <w:p>
+      <w:pPr>
+        <w:jc w:val="both"/>
+        <w:rPr>
+          <w:i/>
+          <w:iCs/>
+          <w:sz w:val="24"/>
+          <w:szCs w:val="24"/>
+          <w:lang w:val="de-DE"/>
+        </w:rPr>
+      </w:pPr>
+    </w:p>
+    <w:p>
+      <w:pPr>
+        <w:jc w:val="both"/>
+        <w:rPr>
+          <w:i/>
+          <w:iCs/>
+          <w:sz w:val="24"/>
+          <w:szCs w:val="24"/>
+          <w:lang w:val="de-DE"/>
+        </w:rPr>
+      </w:pPr>
+    </w:p>
+    <w:p>
+      <w:pPr>
+        <w:jc w:val="both"/>
+        <w:rPr>
+          <w:i/>
+          <w:iCs/>
+          <w:sz w:val="24"/>
+          <w:szCs w:val="24"/>
+          <w:lang w:val="de-DE"/>
+        </w:rPr>
+      </w:pPr>
+    </w:p>
+    <w:p>
+      <w:pPr>
+        <w:jc w:val="both"/>
+        <w:rPr>
+          <w:i/>
+          <w:iCs/>
+          <w:sz w:val="24"/>
+          <w:szCs w:val="24"/>
+          <w:lang w:val="de-DE"/>
+        </w:rPr>
+      </w:pPr>
+    </w:p>
+    <w:p>
+      <w:pPr>
+        <w:jc w:val="both"/>
+        <w:rPr>
+          <w:i/>
+          <w:iCs/>
+          <w:sz w:val="24"/>
+          <w:szCs w:val="24"/>
+          <w:lang w:val="de-DE"/>
+        </w:rPr>
+      </w:pPr>
+    </w:p>
+    <w:p>
+      <w:pPr>
+        <w:jc w:val="both"/>
+        <w:rPr>
+          <w:i/>
+          <w:iCs/>
+          <w:sz w:val="24"/>
+          <w:szCs w:val="24"/>
+          <w:lang w:val="de-DE"/>
+        </w:rPr>
+      </w:pPr>
+      <w:r>
+        <w:rPr>
+          <w:i/>
+          <w:iCs/>
+          <w:sz w:val="24"/>
+          <w:szCs w:val="24"/>
+          <w:lang w:val="de-DE"/>
+        </w:rPr>
+        <w:t>(Abb.2: Hauptszene, wenn man das Spiel startet)</w:t>
+      </w:r>
+    </w:p>
+    <w:p>
+      <w:pPr>
+        <w:jc w:val="both"/>
+        <w:rPr>
+          <w:i/>
+          <w:iCs/>
+          <w:sz w:val="24"/>
+          <w:szCs w:val="24"/>
+          <w:lang w:val="de-DE"/>
+        </w:rPr>
+      </w:pPr>
+      <w:r>
+        <w:rPr>
+          <w:noProof/>
+        </w:rPr>
+        <w:drawing>
+          <wp:anchor distT="0" distB="0" distL="114300" distR="114300" simplePos="0" relativeHeight="251662336" behindDoc="0" locked="0" layoutInCell="1" allowOverlap="1" wp14:anchorId="252CE168" wp14:editId="1CE7339E">
+            <wp:simplePos x="0" y="0"/>
+            <wp:positionH relativeFrom="column">
+              <wp:posOffset>4103802</wp:posOffset>
+            </wp:positionH>
+            <wp:positionV relativeFrom="paragraph">
+              <wp:posOffset>232005</wp:posOffset>
+            </wp:positionV>
+            <wp:extent cx="1642262" cy="1198182"/>
+            <wp:effectExtent l="0" t="0" r="0" b="2540"/>
+            <wp:wrapNone/>
+            <wp:docPr id="1097249936" name="Grafik 1" descr="Ein Bild, das Screenshot, Pixel enthält.&#10;&#10;KI-generierte Inhalte können fehlerhaft sein."/>
+            <wp:cNvGraphicFramePr>
+              <a:graphicFrameLocks xmlns:a="http://schemas.openxmlformats.org/drawingml/2006/main" noChangeAspect="1"/>
+            </wp:cNvGraphicFramePr>
+            <a:graphic xmlns:a="http://schemas.openxmlformats.org/drawingml/2006/main">
+              <a:graphicData uri="http://schemas.openxmlformats.org/drawingml/2006/picture">
+                <pic:pic xmlns:pic="http://schemas.openxmlformats.org/drawingml/2006/picture">
+                  <pic:nvPicPr>
+                    <pic:cNvPr id="1097249936" name="Grafik 1" descr="Ein Bild, das Screenshot, Pixel enthält.&#10;&#10;KI-generierte Inhalte können fehlerhaft sein."/>
+                    <pic:cNvPicPr/>
+                  </pic:nvPicPr>
+                  <pic:blipFill>
+                    <a:blip r:embed="rId7" cstate="print">
+                      <a:extLst>
+                        <a:ext uri="{28A0092B-C50C-407E-A947-70E740481C1C}">
+                          <a14:useLocalDpi xmlns:a14="http://schemas.microsoft.com/office/drawing/2010/main" val="0"/>
+                        </a:ext>
+                      </a:extLst>
+                    </a:blip>
+                    <a:stretch>
+                      <a:fillRect/>
+                    </a:stretch>
+                  </pic:blipFill>
+                  <pic:spPr>
+                    <a:xfrm>
+                      <a:off x="0" y="0"/>
+                      <a:ext cx="1647690" cy="1202142"/>
+                    </a:xfrm>
+                    <a:prstGeom prst="rect">
+                      <a:avLst/>
+                    </a:prstGeom>
+                  </pic:spPr>
+                </pic:pic>
+              </a:graphicData>
+            </a:graphic>
+            <wp14:sizeRelH relativeFrom="margin">
+              <wp14:pctWidth>0</wp14:pctWidth>
+            </wp14:sizeRelH>
+            <wp14:sizeRelV relativeFrom="margin">
+              <wp14:pctHeight>0</wp14:pctHeight>
+            </wp14:sizeRelV>
+          </wp:anchor>
+        </w:drawing>
+      </w:r>
+      <w:r>
+        <w:rPr>
+          <w:noProof/>
+        </w:rPr>
+        <w:drawing>
+          <wp:anchor distT="0" distB="0" distL="114300" distR="114300" simplePos="0" relativeHeight="251661312" behindDoc="0" locked="0" layoutInCell="1" allowOverlap="1" wp14:anchorId="4DE7D815" wp14:editId="44A22EB8">
+            <wp:simplePos x="0" y="0"/>
+            <wp:positionH relativeFrom="column">
+              <wp:posOffset>2076678</wp:posOffset>
+            </wp:positionH>
+            <wp:positionV relativeFrom="paragraph">
+              <wp:posOffset>231775</wp:posOffset>
+            </wp:positionV>
+            <wp:extent cx="1654773" cy="1177239"/>
+            <wp:effectExtent l="0" t="0" r="3175" b="4445"/>
+            <wp:wrapNone/>
+            <wp:docPr id="1057178300" name="Grafik 1" descr="Ein Bild, das Screenshot, Kunst, Pixel enthält.&#10;&#10;KI-generierte Inhalte können fehlerhaft sein."/>
+            <wp:cNvGraphicFramePr>
+              <a:graphicFrameLocks xmlns:a="http://schemas.openxmlformats.org/drawingml/2006/main" noChangeAspect="1"/>
+            </wp:cNvGraphicFramePr>
+            <a:graphic xmlns:a="http://schemas.openxmlformats.org/drawingml/2006/main">
+              <a:graphicData uri="http://schemas.openxmlformats.org/drawingml/2006/picture">
+                <pic:pic xmlns:pic="http://schemas.openxmlformats.org/drawingml/2006/picture">
+                  <pic:nvPicPr>
+                    <pic:cNvPr id="1057178300" name="Grafik 1" descr="Ein Bild, das Screenshot, Kunst, Pixel enthält.&#10;&#10;KI-generierte Inhalte können fehlerhaft sein."/>
+                    <pic:cNvPicPr/>
+                  </pic:nvPicPr>
+                  <pic:blipFill>
+                    <a:blip r:embed="rId8" cstate="print">
+                      <a:extLst>
+                        <a:ext uri="{28A0092B-C50C-407E-A947-70E740481C1C}">
+                          <a14:useLocalDpi xmlns:a14="http://schemas.microsoft.com/office/drawing/2010/main" val="0"/>
+                        </a:ext>
+                      </a:extLst>
+                    </a:blip>
+                    <a:stretch>
+                      <a:fillRect/>
+                    </a:stretch>
+                  </pic:blipFill>
+                  <pic:spPr>
+                    <a:xfrm>
+                      <a:off x="0" y="0"/>
+                      <a:ext cx="1654773" cy="1177239"/>
+                    </a:xfrm>
+                    <a:prstGeom prst="rect">
+                      <a:avLst/>
+                    </a:prstGeom>
+                  </pic:spPr>
+                </pic:pic>
+              </a:graphicData>
+            </a:graphic>
+            <wp14:sizeRelH relativeFrom="margin">
+              <wp14:pctWidth>0</wp14:pctWidth>
+            </wp14:sizeRelH>
+            <wp14:sizeRelV relativeFrom="margin">
+              <wp14:pctHeight>0</wp14:pctHeight>
+            </wp14:sizeRelV>
+          </wp:anchor>
+        </w:drawing>
+      </w:r>
+      <w:r>
+        <w:rPr>
+          <w:noProof/>
+        </w:rPr>
+        <w:drawing>
+          <wp:anchor distT="0" distB="0" distL="114300" distR="114300" simplePos="0" relativeHeight="251660288" behindDoc="0" locked="0" layoutInCell="1" allowOverlap="1" wp14:anchorId="7558457B" wp14:editId="42C2C23B">
+            <wp:simplePos x="0" y="0"/>
+            <wp:positionH relativeFrom="column">
+              <wp:posOffset>50698</wp:posOffset>
+            </wp:positionH>
+            <wp:positionV relativeFrom="paragraph">
+              <wp:posOffset>231775</wp:posOffset>
+            </wp:positionV>
+            <wp:extent cx="1546389" cy="1207008"/>
+            <wp:effectExtent l="0" t="0" r="0" b="0"/>
+            <wp:wrapNone/>
+            <wp:docPr id="981025652" name="Grafik 1" descr="Ein Bild, das Pixel, Screenshot enthält.&#10;&#10;KI-generierte Inhalte können fehlerhaft sein."/>
+            <wp:cNvGraphicFramePr>
+              <a:graphicFrameLocks xmlns:a="http://schemas.openxmlformats.org/drawingml/2006/main" noChangeAspect="1"/>
+            </wp:cNvGraphicFramePr>
+            <a:graphic xmlns:a="http://schemas.openxmlformats.org/drawingml/2006/main">
+              <a:graphicData uri="http://schemas.openxmlformats.org/drawingml/2006/picture">
+                <pic:pic xmlns:pic="http://schemas.openxmlformats.org/drawingml/2006/picture">
+                  <pic:nvPicPr>
+                    <pic:cNvPr id="981025652" name="Grafik 1" descr="Ein Bild, das Pixel, Screenshot enthält.&#10;&#10;KI-generierte Inhalte können fehlerhaft sein."/>
+                    <pic:cNvPicPr/>
+                  </pic:nvPicPr>
+                  <pic:blipFill>
+                    <a:blip r:embed="rId9" cstate="print">
+                      <a:extLst>
+                        <a:ext uri="{28A0092B-C50C-407E-A947-70E740481C1C}">
+                          <a14:useLocalDpi xmlns:a14="http://schemas.microsoft.com/office/drawing/2010/main" val="0"/>
+                        </a:ext>
+                      </a:extLst>
+                    </a:blip>
+                    <a:stretch>
+                      <a:fillRect/>
+                    </a:stretch>
+                  </pic:blipFill>
+                  <pic:spPr>
+                    <a:xfrm>
+                      <a:off x="0" y="0"/>
+                      <a:ext cx="1546389" cy="1207008"/>
+                    </a:xfrm>
+                    <a:prstGeom prst="rect">
+                      <a:avLst/>
+                    </a:prstGeom>
+                  </pic:spPr>
+                </pic:pic>
+              </a:graphicData>
+            </a:graphic>
+            <wp14:sizeRelH relativeFrom="margin">
+              <wp14:pctWidth>0</wp14:pctWidth>
+            </wp14:sizeRelH>
+            <wp14:sizeRelV relativeFrom="margin">
+              <wp14:pctHeight>0</wp14:pctHeight>
+            </wp14:sizeRelV>
+          </wp:anchor>
+        </w:drawing>
+      </w:r>
+    </w:p>
+    <w:p>
+      <w:pPr>
+        <w:jc w:val="both"/>
+        <w:rPr>
+          <w:i/>
+          <w:iCs/>
+          <w:sz w:val="24"/>
+          <w:szCs w:val="24"/>
+          <w:lang w:val="de-DE"/>
+        </w:rPr>
+      </w:pPr>
+    </w:p>
+    <w:p>
+      <w:pPr>
+        <w:jc w:val="both"/>
+        <w:rPr>
+          <w:i/>
+          <w:iCs/>
+          <w:sz w:val="24"/>
+          <w:szCs w:val="24"/>
+          <w:lang w:val="de-DE"/>
+        </w:rPr>
+      </w:pPr>
+    </w:p>
+    <w:p>
+      <w:pPr>
+        <w:jc w:val="both"/>
+        <w:rPr>
+          <w:i/>
+          <w:iCs/>
+          <w:sz w:val="24"/>
+          <w:szCs w:val="24"/>
+          <w:lang w:val="de-DE"/>
+        </w:rPr>
+      </w:pPr>
+    </w:p>
+    <w:p>
+      <w:pPr>
+        <w:jc w:val="both"/>
+        <w:rPr>
+          <w:i/>
+          <w:iCs/>
+          <w:sz w:val="24"/>
+          <w:szCs w:val="24"/>
+          <w:lang w:val="de-DE"/>
+        </w:rPr>
+      </w:pPr>
+    </w:p>
+    <w:p>
+      <w:pPr>
+        <w:jc w:val="both"/>
+        <w:rPr>
+          <w:i/>
+          <w:iCs/>
+          <w:sz w:val="24"/>
+          <w:szCs w:val="24"/>
+          <w:lang w:val="de-DE"/>
+        </w:rPr>
+      </w:pPr>
+      <w:r>
+        <w:rPr>
+          <w:i/>
+          <w:iCs/>
+          <w:sz w:val="24"/>
+          <w:szCs w:val="24"/>
+          <w:lang w:val="de-DE"/>
+        </w:rPr>
+        <w:t>(Abb.3: Verschiede Baum-Levels (von Level 1 bis Level 3) [max.5 -&gt; neuer Skin])</w:t>
+      </w:r>
+    </w:p>
+    <w:p>
+      <w:pPr>
+        <w:jc w:val="both"/>
+        <w:rPr>
+          <w:i/>
+          <w:iCs/>
+          <w:sz w:val="24"/>
+          <w:szCs w:val="24"/>
+          <w:lang w:val="de-DE"/>
+        </w:rPr>
+      </w:pPr>
+    </w:p>
+    <w:p>
+      <w:pPr>
+        <w:jc w:val="both"/>
+        <w:rPr>
+          <w:i/>
+          <w:iCs/>
+          <w:sz w:val="24"/>
+          <w:szCs w:val="24"/>
+          <w:lang w:val="de-DE"/>
+        </w:rPr>
+      </w:pPr>
+    </w:p>
+    <w:p>
+      <w:pPr>
+        <w:jc w:val="both"/>
+        <w:rPr>
+          <w:i/>
+          <w:iCs/>
+          <w:sz w:val="24"/>
+          <w:szCs w:val="24"/>
+          <w:lang w:val="de-DE"/>
+        </w:rPr>
+      </w:pPr>
+    </w:p>
+    <w:p>
+      <w:pPr>
+        <w:jc w:val="both"/>
+        <w:rPr>
+          <w:i/>
+          <w:iCs/>
+          <w:sz w:val="24"/>
+          <w:szCs w:val="24"/>
+          <w:lang w:val="de-DE"/>
+        </w:rPr>
+      </w:pPr>
+      <w:r>
+        <w:rPr>
+          <w:noProof/>
+        </w:rPr>
+        <w:lastRenderedPageBreak/>
+        <w:drawing>
+          <wp:anchor distT="0" distB="0" distL="114300" distR="114300" simplePos="0" relativeHeight="251664384" behindDoc="0" locked="0" layoutInCell="1" allowOverlap="1" wp14:anchorId="2A780A90" wp14:editId="00FE9C67">
+            <wp:simplePos x="0" y="0"/>
+            <wp:positionH relativeFrom="column">
+              <wp:posOffset>2011172</wp:posOffset>
+            </wp:positionH>
+            <wp:positionV relativeFrom="paragraph">
+              <wp:posOffset>-270815</wp:posOffset>
+            </wp:positionV>
+            <wp:extent cx="1272844" cy="1609669"/>
+            <wp:effectExtent l="0" t="0" r="3810" b="0"/>
+            <wp:wrapNone/>
+            <wp:docPr id="1992689695" name="Grafik 1" descr="Ein Bild, das Screenshot, Cartoon, Clipart, Design enthält.&#10;&#10;KI-generierte Inhalte können fehlerhaft sein."/>
+            <wp:cNvGraphicFramePr>
+              <a:graphicFrameLocks xmlns:a="http://schemas.openxmlformats.org/drawingml/2006/main" noChangeAspect="1"/>
+            </wp:cNvGraphicFramePr>
+            <a:graphic xmlns:a="http://schemas.openxmlformats.org/drawingml/2006/main">
+              <a:graphicData uri="http://schemas.openxmlformats.org/drawingml/2006/picture">
+                <pic:pic xmlns:pic="http://schemas.openxmlformats.org/drawingml/2006/picture">
+                  <pic:nvPicPr>
+                    <pic:cNvPr id="1992689695" name="Grafik 1" descr="Ein Bild, das Screenshot, Cartoon, Clipart, Design enthält.&#10;&#10;KI-generierte Inhalte können fehlerhaft sein."/>
+                    <pic:cNvPicPr/>
+                  </pic:nvPicPr>
+                  <pic:blipFill>
+                    <a:blip r:embed="rId10" cstate="print">
+                      <a:extLst>
+                        <a:ext uri="{28A0092B-C50C-407E-A947-70E740481C1C}">
+                          <a14:useLocalDpi xmlns:a14="http://schemas.microsoft.com/office/drawing/2010/main" val="0"/>
+                        </a:ext>
+                      </a:extLst>
+                    </a:blip>
+                    <a:stretch>
+                      <a:fillRect/>
+                    </a:stretch>
+                  </pic:blipFill>
+                  <pic:spPr>
+                    <a:xfrm>
+                      <a:off x="0" y="0"/>
+                      <a:ext cx="1272844" cy="1609669"/>
+                    </a:xfrm>
+                    <a:prstGeom prst="rect">
+                      <a:avLst/>
+                    </a:prstGeom>
+                  </pic:spPr>
+                </pic:pic>
+              </a:graphicData>
+            </a:graphic>
+            <wp14:sizeRelH relativeFrom="margin">
+              <wp14:pctWidth>0</wp14:pctWidth>
+            </wp14:sizeRelH>
+            <wp14:sizeRelV relativeFrom="margin">
+              <wp14:pctHeight>0</wp14:pctHeight>
+            </wp14:sizeRelV>
+          </wp:anchor>
+        </w:drawing>
+      </w:r>
+      <w:r>
+        <w:rPr>
+          <w:noProof/>
+        </w:rPr>
+        <w:drawing>
+          <wp:anchor distT="0" distB="0" distL="114300" distR="114300" simplePos="0" relativeHeight="251663360" behindDoc="0" locked="0" layoutInCell="1" allowOverlap="1" wp14:anchorId="01652F94" wp14:editId="642F2DD8">
+            <wp:simplePos x="0" y="0"/>
+            <wp:positionH relativeFrom="column">
+              <wp:posOffset>65589</wp:posOffset>
+            </wp:positionH>
+            <wp:positionV relativeFrom="paragraph">
+              <wp:posOffset>-280339</wp:posOffset>
+            </wp:positionV>
+            <wp:extent cx="1594713" cy="1619033"/>
+            <wp:effectExtent l="0" t="0" r="5715" b="635"/>
+            <wp:wrapNone/>
+            <wp:docPr id="1053824397" name="Grafik 1" descr="Ein Bild, das Cartoon, Screenshot, Text enthält.&#10;&#10;KI-generierte Inhalte können fehlerhaft sein."/>
+            <wp:cNvGraphicFramePr>
+              <a:graphicFrameLocks xmlns:a="http://schemas.openxmlformats.org/drawingml/2006/main" noChangeAspect="1"/>
+            </wp:cNvGraphicFramePr>
+            <a:graphic xmlns:a="http://schemas.openxmlformats.org/drawingml/2006/main">
+              <a:graphicData uri="http://schemas.openxmlformats.org/drawingml/2006/picture">
+                <pic:pic xmlns:pic="http://schemas.openxmlformats.org/drawingml/2006/picture">
+                  <pic:nvPicPr>
+                    <pic:cNvPr id="1053824397" name="Grafik 1" descr="Ein Bild, das Cartoon, Screenshot, Text enthält.&#10;&#10;KI-generierte Inhalte können fehlerhaft sein."/>
+                    <pic:cNvPicPr/>
+                  </pic:nvPicPr>
+                  <pic:blipFill>
+                    <a:blip r:embed="rId11" cstate="print">
+                      <a:extLst>
+                        <a:ext uri="{28A0092B-C50C-407E-A947-70E740481C1C}">
+                          <a14:useLocalDpi xmlns:a14="http://schemas.microsoft.com/office/drawing/2010/main" val="0"/>
+                        </a:ext>
+                      </a:extLst>
+                    </a:blip>
+                    <a:stretch>
+                      <a:fillRect/>
+                    </a:stretch>
+                  </pic:blipFill>
+                  <pic:spPr>
+                    <a:xfrm>
+                      <a:off x="0" y="0"/>
+                      <a:ext cx="1594713" cy="1619033"/>
+                    </a:xfrm>
+                    <a:prstGeom prst="rect">
+                      <a:avLst/>
+                    </a:prstGeom>
+                  </pic:spPr>
+                </pic:pic>
+              </a:graphicData>
+            </a:graphic>
+            <wp14:sizeRelH relativeFrom="margin">
+              <wp14:pctWidth>0</wp14:pctWidth>
+            </wp14:sizeRelH>
+            <wp14:sizeRelV relativeFrom="margin">
+              <wp14:pctHeight>0</wp14:pctHeight>
+            </wp14:sizeRelV>
+          </wp:anchor>
+        </w:drawing>
+      </w:r>
+    </w:p>
+    <w:p>
+      <w:pPr>
+        <w:jc w:val="both"/>
+        <w:rPr>
+          <w:i/>
+          <w:iCs/>
+          <w:sz w:val="24"/>
+          <w:szCs w:val="24"/>
+          <w:lang w:val="de-DE"/>
+        </w:rPr>
+      </w:pPr>
+    </w:p>
+    <w:p>
+      <w:pPr>
+        <w:jc w:val="both"/>
+        <w:rPr>
+          <w:i/>
+          <w:iCs/>
+          <w:sz w:val="24"/>
+          <w:szCs w:val="24"/>
+          <w:lang w:val="de-DE"/>
+        </w:rPr>
+      </w:pPr>
+    </w:p>
+    <w:p>
+      <w:pPr>
+        <w:jc w:val="both"/>
+        <w:rPr>
+          <w:i/>
+          <w:iCs/>
+          <w:sz w:val="24"/>
+          <w:szCs w:val="24"/>
+          <w:lang w:val="de-DE"/>
+        </w:rPr>
+      </w:pPr>
+    </w:p>
+    <w:p>
+      <w:pPr>
+        <w:jc w:val="both"/>
+        <w:rPr>
+          <w:i/>
+          <w:iCs/>
+          <w:sz w:val="24"/>
+          <w:szCs w:val="24"/>
+          <w:lang w:val="de-DE"/>
+        </w:rPr>
+      </w:pPr>
+    </w:p>
+    <w:p>
+      <w:pPr>
+        <w:jc w:val="both"/>
+        <w:rPr>
+          <w:i/>
+          <w:iCs/>
+          <w:sz w:val="24"/>
+          <w:szCs w:val="24"/>
+          <w:lang w:val="de-DE"/>
+        </w:rPr>
+      </w:pPr>
+      <w:r>
+        <w:rPr>
+          <w:i/>
+          <w:iCs/>
+          <w:sz w:val="24"/>
+          <w:szCs w:val="24"/>
+          <w:lang w:val="de-DE"/>
+        </w:rPr>
+        <w:t>(Abb.4: UI-Elemente [von rechts: Upgrades Button, Score, Exit</w:t>
+      </w:r>
+      <w:proofErr w:type="gramStart"/>
+      <w:r>
+        <w:rPr>
+          <w:i/>
+          <w:iCs/>
+          <w:sz w:val="24"/>
+          <w:szCs w:val="24"/>
+          <w:lang w:val="de-DE"/>
+        </w:rPr>
+        <w:t>] )</w:t>
+      </w:r>
+      <w:proofErr w:type="gramEnd"/>
+    </w:p>
+    <w:p>
+      <w:pPr>
+        <w:jc w:val="both"/>
+        <w:rPr>
+          <w:i/>
+          <w:iCs/>
+          <w:sz w:val="24"/>
+          <w:szCs w:val="24"/>
+          <w:lang w:val="de-DE"/>
+        </w:rPr>
+      </w:pPr>
+    </w:p>
+    <w:p>
+      <w:pPr>
+        <w:jc w:val="both"/>
+        <w:rPr>
+          <w:i/>
+          <w:iCs/>
+          <w:sz w:val="24"/>
+          <w:szCs w:val="24"/>
+          <w:lang w:val="de-DE"/>
+        </w:rPr>
+      </w:pPr>
+      <w:r>
+        <w:rPr>
+          <w:noProof/>
+        </w:rPr>
+        <w:drawing>
+          <wp:anchor distT="0" distB="0" distL="114300" distR="114300" simplePos="0" relativeHeight="251665408" behindDoc="0" locked="0" layoutInCell="1" allowOverlap="1" wp14:anchorId="248FC3DF" wp14:editId="33D35ED4">
+            <wp:simplePos x="0" y="0"/>
+            <wp:positionH relativeFrom="column">
+              <wp:posOffset>-25</wp:posOffset>
+            </wp:positionH>
+            <wp:positionV relativeFrom="paragraph">
+              <wp:posOffset>-2388</wp:posOffset>
+            </wp:positionV>
+            <wp:extent cx="5760720" cy="4591685"/>
+            <wp:effectExtent l="0" t="0" r="0" b="0"/>
+            <wp:wrapNone/>
+            <wp:docPr id="874756302" name="Grafik 1" descr="Ein Bild, das Blume, Bild, Kunst, Baum enthält.&#10;&#10;KI-generierte Inhalte können fehlerhaft sein."/>
+            <wp:cNvGraphicFramePr>
+              <a:graphicFrameLocks xmlns:a="http://schemas.openxmlformats.org/drawingml/2006/main" noChangeAspect="1"/>
+            </wp:cNvGraphicFramePr>
+            <a:graphic xmlns:a="http://schemas.openxmlformats.org/drawingml/2006/main">
+              <a:graphicData uri="http://schemas.openxmlformats.org/drawingml/2006/picture">
+                <pic:pic xmlns:pic="http://schemas.openxmlformats.org/drawingml/2006/picture">
+                  <pic:nvPicPr>
+                    <pic:cNvPr id="874756302" name="Grafik 1" descr="Ein Bild, das Blume, Bild, Kunst, Baum enthält.&#10;&#10;KI-generierte Inhalte können fehlerhaft sein."/>
+                    <pic:cNvPicPr/>
+                  </pic:nvPicPr>
+                  <pic:blipFill>
+                    <a:blip r:embed="rId12">
+                      <a:extLst>
+                        <a:ext uri="{28A0092B-C50C-407E-A947-70E740481C1C}">
+                          <a14:useLocalDpi xmlns:a14="http://schemas.microsoft.com/office/drawing/2010/main" val="0"/>
+                        </a:ext>
+                      </a:extLst>
+                    </a:blip>
+                    <a:stretch>
+                      <a:fillRect/>
+                    </a:stretch>
+                  </pic:blipFill>
+                  <pic:spPr>
+                    <a:xfrm>
+                      <a:off x="0" y="0"/>
+                      <a:ext cx="5760720" cy="4591685"/>
+                    </a:xfrm>
+                    <a:prstGeom prst="rect">
+                      <a:avLst/>
+                    </a:prstGeom>
+                  </pic:spPr>
+                </pic:pic>
+              </a:graphicData>
+            </a:graphic>
+          </wp:anchor>
+        </w:drawing>
+      </w:r>
+    </w:p>
+    <w:p>
+      <w:pPr>
+        <w:jc w:val="both"/>
+        <w:rPr>
+          <w:i/>
+          <w:iCs/>
+          <w:sz w:val="24"/>
+          <w:szCs w:val="24"/>
+          <w:lang w:val="de-DE"/>
+        </w:rPr>
+      </w:pPr>
+    </w:p>
+    <w:p>
+      <w:pPr>
+        <w:jc w:val="both"/>
+        <w:rPr>
+          <w:i/>
+          <w:iCs/>
+          <w:sz w:val="24"/>
+          <w:szCs w:val="24"/>
+          <w:lang w:val="de-DE"/>
+        </w:rPr>
+      </w:pPr>
+    </w:p>
+    <w:p>
+      <w:pPr>
+        <w:jc w:val="both"/>
+        <w:rPr>
+          <w:i/>
+          <w:iCs/>
+          <w:sz w:val="24"/>
+          <w:szCs w:val="24"/>
+          <w:lang w:val="de-DE"/>
+        </w:rPr>
+      </w:pPr>
+    </w:p>
+    <w:p>
+      <w:pPr>
+        <w:jc w:val="both"/>
+        <w:rPr>
+          <w:i/>
+          <w:iCs/>
+          <w:sz w:val="24"/>
+          <w:szCs w:val="24"/>
+          <w:lang w:val="de-DE"/>
+        </w:rPr>
+      </w:pPr>
+    </w:p>
+    <w:p>
+      <w:pPr>
+        <w:jc w:val="both"/>
+        <w:rPr>
+          <w:i/>
+          <w:iCs/>
+          <w:sz w:val="24"/>
+          <w:szCs w:val="24"/>
+          <w:lang w:val="de-DE"/>
+        </w:rPr>
+      </w:pPr>
+    </w:p>
+    <w:p>
+      <w:pPr>
+        <w:jc w:val="both"/>
+        <w:rPr>
+          <w:i/>
+          <w:iCs/>
+          <w:sz w:val="24"/>
+          <w:szCs w:val="24"/>
+          <w:lang w:val="de-DE"/>
+        </w:rPr>
+      </w:pPr>
+    </w:p>
+    <w:p>
+      <w:pPr>
+        <w:jc w:val="both"/>
+        <w:rPr>
+          <w:i/>
+          <w:iCs/>
+          <w:sz w:val="24"/>
+          <w:szCs w:val="24"/>
+          <w:lang w:val="de-DE"/>
+        </w:rPr>
+      </w:pPr>
+    </w:p>
+    <w:p>
+      <w:pPr>
+        <w:jc w:val="both"/>
+        <w:rPr>
+          <w:i/>
+          <w:iCs/>
+          <w:sz w:val="24"/>
+          <w:szCs w:val="24"/>
+          <w:lang w:val="de-DE"/>
+        </w:rPr>
+      </w:pPr>
+    </w:p>
+    <w:p>
+      <w:pPr>
+        <w:jc w:val="both"/>
+        <w:rPr>
+          <w:i/>
+          <w:iCs/>
+          <w:sz w:val="24"/>
+          <w:szCs w:val="24"/>
+          <w:lang w:val="de-DE"/>
+        </w:rPr>
+      </w:pPr>
+    </w:p>
+    <w:p>
+      <w:pPr>
+        <w:jc w:val="both"/>
+        <w:rPr>
+          <w:i/>
+          <w:iCs/>
+          <w:sz w:val="24"/>
+          <w:szCs w:val="24"/>
+          <w:lang w:val="de-DE"/>
+        </w:rPr>
+      </w:pPr>
+    </w:p>
+    <w:p>
+      <w:pPr>
+        <w:jc w:val="both"/>
+        <w:rPr>
+          <w:i/>
+          <w:iCs/>
+          <w:sz w:val="24"/>
+          <w:szCs w:val="24"/>
+          <w:lang w:val="de-DE"/>
+        </w:rPr>
+      </w:pPr>
+    </w:p>
+    <w:p>
+      <w:pPr>
+        <w:jc w:val="both"/>
+        <w:rPr>
+          <w:i/>
+          <w:iCs/>
+          <w:sz w:val="24"/>
+          <w:szCs w:val="24"/>
+          <w:lang w:val="de-DE"/>
+        </w:rPr>
+      </w:pPr>
+    </w:p>
+    <w:p>
+      <w:pPr>
+        <w:jc w:val="both"/>
+        <w:rPr>
+          <w:i/>
+          <w:iCs/>
+          <w:sz w:val="24"/>
+          <w:szCs w:val="24"/>
+          <w:lang w:val="de-DE"/>
+        </w:rPr>
+      </w:pPr>
+    </w:p>
+    <w:p>
+      <w:pPr>
+        <w:jc w:val="both"/>
+        <w:rPr>
+          <w:i/>
+          <w:iCs/>
+          <w:sz w:val="24"/>
+          <w:szCs w:val="24"/>
+          <w:lang w:val="de-DE"/>
+        </w:rPr>
+      </w:pPr>
+    </w:p>
+    <w:p>
+      <w:pPr>
+        <w:jc w:val="both"/>
+        <w:rPr>
+          <w:i/>
+          <w:iCs/>
+          <w:sz w:val="24"/>
+          <w:szCs w:val="24"/>
+          <w:lang w:val="de-DE"/>
+        </w:rPr>
+      </w:pPr>
+    </w:p>
+    <w:p>
+      <w:pPr>
+        <w:jc w:val="both"/>
+        <w:rPr>
+          <w:i/>
+          <w:iCs/>
+          <w:sz w:val="24"/>
+          <w:szCs w:val="24"/>
+          <w:lang w:val="de-DE"/>
+        </w:rPr>
+      </w:pPr>
+      <w:r>
+        <w:rPr>
+          <w:i/>
+          <w:iCs/>
+          <w:sz w:val="24"/>
+          <w:szCs w:val="24"/>
+          <w:lang w:val="de-DE"/>
+        </w:rPr>
+        <w:t>(Abb.5: Finale Evolution des Baums)</w:t>
       </w:r>
     </w:p>
     <w:sectPr>
